--- a/data/outputs/docx/Grade 10 Math/Math 2.4 Trigonometry 1/Math_Trigonometry1_CBE_LessonSequence.docx
+++ b/data/outputs/docx/Grade 10 Math/Math 2.4 Trigonometry 1/Math_Trigonometry1_CBE_LessonSequence.docx
@@ -18,6 +18,7 @@
           <w:sz w:val="28"/>
           <w:szCs w:val="28"/>
         </w:rPr>
+        <w:t xml:space="preserve">MATHEMATICS GRADE 10: TRIGONOMETRY 1</w:t>
       </w:r>
     </w:p>
     <w:p>
@@ -36,6 +37,7 @@
           <w:sz w:val="22"/>
           <w:szCs w:val="22"/>
         </w:rPr>
+        <w:t xml:space="preserve">CBE Phenomenon-Driven Lesson Sequence - Sub-Strand 2.4 (15 Lessons)</w:t>
       </w:r>
     </w:p>
     <w:p>
@@ -2218,11 +2220,11 @@
       </w:tblPr>
       <w:tblGrid>
         <w:gridCol w:w="900"/>
+        <w:gridCol w:w="2300"/>
         <w:gridCol w:w="2556"/>
-        <w:gridCol w:w="2556"/>
-        <w:gridCol w:w="2556"/>
-        <w:gridCol w:w="2556"/>
-        <w:gridCol w:w="2556"/>
+        <w:gridCol w:w="3324"/>
+        <w:gridCol w:w="2300"/>
+        <w:gridCol w:w="2300"/>
       </w:tblGrid>
       <w:tr>
         <w:tc>
@@ -2294,7 +2296,7 @@
         </w:tc>
         <w:tc>
           <w:tcPr>
-            <w:tcW w:type="dxa" w:w="2556"/>
+            <w:tcW w:type="dxa" w:w="2300"/>
             <w:shd w:fill="2E75B6" w:color="auto" w:val="clear"/>
             <w:tcMar>
               <w:top w:type="dxa" w:w="60"/>
@@ -2358,7 +2360,7 @@
         </w:tc>
         <w:tc>
           <w:tcPr>
-            <w:tcW w:type="dxa" w:w="2556"/>
+            <w:tcW w:type="dxa" w:w="3324"/>
             <w:shd w:fill="2E75B6" w:color="auto" w:val="clear"/>
             <w:tcMar>
               <w:top w:type="dxa" w:w="60"/>
@@ -2390,7 +2392,7 @@
         </w:tc>
         <w:tc>
           <w:tcPr>
-            <w:tcW w:type="dxa" w:w="2556"/>
+            <w:tcW w:type="dxa" w:w="2300"/>
             <w:shd w:fill="1F6B75" w:color="auto" w:val="clear"/>
             <w:tcMar>
               <w:top w:type="dxa" w:w="60"/>
@@ -2422,7 +2424,7 @@
         </w:tc>
         <w:tc>
           <w:tcPr>
-            <w:tcW w:type="dxa" w:w="2556"/>
+            <w:tcW w:type="dxa" w:w="2300"/>
             <w:shd w:fill="2E75B6" w:color="auto" w:val="clear"/>
             <w:tcMar>
               <w:top w:type="dxa" w:w="60"/>
@@ -2488,7 +2490,7 @@
         </w:tc>
         <w:tc>
           <w:tcPr>
-            <w:tcW w:type="dxa" w:w="2556"/>
+            <w:tcW w:type="dxa" w:w="2300"/>
             <w:shd w:fill="FFFFFF" w:color="auto" w:val="clear"/>
             <w:tcMar>
               <w:top w:type="dxa" w:w="60"/>
@@ -2550,7 +2552,7 @@
             <w:pPr>
               <w:spacing w:after="20" w:before="0"/>
             </w:pPr>
-            <w:hyperlink w:history="1" r:id="rIduazpzgl7mchmtqeehgs7r">
+            <w:hyperlink w:history="1" r:id="rIdk7kucxojue20w2v_cjjap">
               <w:r>
                 <w:rPr>
                   <w:rFonts w:ascii="Arial" w:cs="Arial" w:eastAsia="Arial" w:hAnsi="Arial"/>
@@ -2583,7 +2585,7 @@
               <w:spacing w:after="10" w:before="0"/>
               <w:ind w:left="120"/>
             </w:pPr>
-            <w:hyperlink w:history="1" r:id="rId4pngacteqw32qwczfphkp">
+            <w:hyperlink w:history="1" r:id="rId3pt7exzdgtm8buv9xbho6">
               <w:r>
                 <w:rPr>
                   <w:rFonts w:ascii="Arial" w:cs="Arial" w:eastAsia="Arial" w:hAnsi="Arial"/>
@@ -2628,7 +2630,7 @@
             <w:pPr>
               <w:spacing w:after="20" w:before="0"/>
             </w:pPr>
-            <w:hyperlink w:history="1" r:id="rIdqb6pfb-gn_voi9gr8papu">
+            <w:hyperlink w:history="1" r:id="rIdts_z4ahftfxz4achal15k">
               <w:r>
                 <w:rPr>
                   <w:rFonts w:ascii="Arial" w:cs="Arial" w:eastAsia="Arial" w:hAnsi="Arial"/>
@@ -2661,7 +2663,7 @@
               <w:spacing w:after="10" w:before="0"/>
               <w:ind w:left="120"/>
             </w:pPr>
-            <w:hyperlink w:history="1" r:id="rIdlvggcxr78iklporlnxccv">
+            <w:hyperlink w:history="1" r:id="rIdblezroya2xstqtufiaqub">
               <w:r>
                 <w:rPr>
                   <w:rFonts w:ascii="Arial" w:cs="Arial" w:eastAsia="Arial" w:hAnsi="Arial"/>
@@ -2677,7 +2679,7 @@
         </w:tc>
         <w:tc>
           <w:tcPr>
-            <w:tcW w:type="dxa" w:w="2556"/>
+            <w:tcW w:type="dxa" w:w="3324"/>
             <w:shd w:fill="FFFFFF" w:color="auto" w:val="clear"/>
             <w:tcMar>
               <w:top w:type="dxa" w:w="60"/>
@@ -2728,7 +2730,7 @@
         </w:tc>
         <w:tc>
           <w:tcPr>
-            <w:tcW w:type="dxa" w:w="2556"/>
+            <w:tcW w:type="dxa" w:w="2300"/>
             <w:shd w:fill="F2F2F2" w:color="auto" w:val="clear"/>
             <w:tcMar>
               <w:top w:type="dxa" w:w="60"/>
@@ -2760,7 +2762,7 @@
         </w:tc>
         <w:tc>
           <w:tcPr>
-            <w:tcW w:type="dxa" w:w="2556"/>
+            <w:tcW w:type="dxa" w:w="2300"/>
             <w:shd w:fill="FFFFFF" w:color="auto" w:val="clear"/>
             <w:tcMar>
               <w:top w:type="dxa" w:w="60"/>
@@ -2826,7 +2828,7 @@
         </w:tc>
         <w:tc>
           <w:tcPr>
-            <w:tcW w:type="dxa" w:w="2556"/>
+            <w:tcW w:type="dxa" w:w="2300"/>
             <w:shd w:fill="FFFFFF" w:color="auto" w:val="clear"/>
             <w:tcMar>
               <w:top w:type="dxa" w:w="60"/>
@@ -3002,7 +3004,7 @@
             <w:pPr>
               <w:spacing w:after="20" w:before="0"/>
             </w:pPr>
-            <w:hyperlink w:history="1" r:id="rIdl9tkjgghgm1gttdwcdfqf">
+            <w:hyperlink w:history="1" r:id="rIds90sjlrrcv9j0nfv-j749">
               <w:r>
                 <w:rPr>
                   <w:rFonts w:ascii="Arial" w:cs="Arial" w:eastAsia="Arial" w:hAnsi="Arial"/>
@@ -3035,7 +3037,7 @@
               <w:spacing w:after="10" w:before="0"/>
               <w:ind w:left="120"/>
             </w:pPr>
-            <w:hyperlink w:history="1" r:id="rId0vjcvtnjdjxf_falpaito">
+            <w:hyperlink w:history="1" r:id="rIddqvv6bzet3rqyholuijja">
               <w:r>
                 <w:rPr>
                   <w:rFonts w:ascii="Arial" w:cs="Arial" w:eastAsia="Arial" w:hAnsi="Arial"/>
@@ -3080,7 +3082,7 @@
             <w:pPr>
               <w:spacing w:after="20" w:before="0"/>
             </w:pPr>
-            <w:hyperlink w:history="1" r:id="rIdgxwsv1owqqijwr188sqt7">
+            <w:hyperlink w:history="1" r:id="rIdrsb03xhm57nfnglgecba6">
               <w:r>
                 <w:rPr>
                   <w:rFonts w:ascii="Arial" w:cs="Arial" w:eastAsia="Arial" w:hAnsi="Arial"/>
@@ -3113,7 +3115,7 @@
               <w:spacing w:after="10" w:before="0"/>
               <w:ind w:left="120"/>
             </w:pPr>
-            <w:hyperlink w:history="1" r:id="rIdhwb_5q9qst1q4gpuwn-0f">
+            <w:hyperlink w:history="1" r:id="rIdrp59y6okrwvpafkjloorm">
               <w:r>
                 <w:rPr>
                   <w:rFonts w:ascii="Arial" w:cs="Arial" w:eastAsia="Arial" w:hAnsi="Arial"/>
@@ -3129,7 +3131,7 @@
         </w:tc>
         <w:tc>
           <w:tcPr>
-            <w:tcW w:type="dxa" w:w="2556"/>
+            <w:tcW w:type="dxa" w:w="3324"/>
             <w:shd w:fill="FFFFFF" w:color="auto" w:val="clear"/>
             <w:tcMar>
               <w:top w:type="dxa" w:w="60"/>
@@ -3180,7 +3182,7 @@
         </w:tc>
         <w:tc>
           <w:tcPr>
-            <w:tcW w:type="dxa" w:w="2556"/>
+            <w:tcW w:type="dxa" w:w="2300"/>
             <w:shd w:fill="F2F2F2" w:color="auto" w:val="clear"/>
             <w:tcMar>
               <w:top w:type="dxa" w:w="60"/>
@@ -3212,7 +3214,7 @@
         </w:tc>
         <w:tc>
           <w:tcPr>
-            <w:tcW w:type="dxa" w:w="2556"/>
+            <w:tcW w:type="dxa" w:w="2300"/>
             <w:shd w:fill="FFFFFF" w:color="auto" w:val="clear"/>
             <w:tcMar>
               <w:top w:type="dxa" w:w="60"/>
@@ -3278,7 +3280,7 @@
         </w:tc>
         <w:tc>
           <w:tcPr>
-            <w:tcW w:type="dxa" w:w="2556"/>
+            <w:tcW w:type="dxa" w:w="2300"/>
             <w:shd w:fill="FFFFFF" w:color="auto" w:val="clear"/>
             <w:tcMar>
               <w:top w:type="dxa" w:w="60"/>
@@ -3435,7 +3437,7 @@
             <w:pPr>
               <w:spacing w:after="20" w:before="0"/>
             </w:pPr>
-            <w:hyperlink w:history="1" r:id="rIddrbdzu7tiygfpq7ckohnf">
+            <w:hyperlink w:history="1" r:id="rIda-msgz3efiw0rx-o0sm0w">
               <w:r>
                 <w:rPr>
                   <w:rFonts w:ascii="Arial" w:cs="Arial" w:eastAsia="Arial" w:hAnsi="Arial"/>
@@ -3468,7 +3470,7 @@
               <w:spacing w:after="10" w:before="0"/>
               <w:ind w:left="120"/>
             </w:pPr>
-            <w:hyperlink w:history="1" r:id="rId5afk1vxkiffd-ywxyezb0">
+            <w:hyperlink w:history="1" r:id="rIdmkkbnjejhklcruq4vwqla">
               <w:r>
                 <w:rPr>
                   <w:rFonts w:ascii="Arial" w:cs="Arial" w:eastAsia="Arial" w:hAnsi="Arial"/>
@@ -3513,7 +3515,7 @@
             <w:pPr>
               <w:spacing w:after="20" w:before="0"/>
             </w:pPr>
-            <w:hyperlink w:history="1" r:id="rIdqutvswslzbswekxxfaooz">
+            <w:hyperlink w:history="1" r:id="rIdnj4cwk7c8khquyo6ev5l1">
               <w:r>
                 <w:rPr>
                   <w:rFonts w:ascii="Arial" w:cs="Arial" w:eastAsia="Arial" w:hAnsi="Arial"/>
@@ -3546,7 +3548,7 @@
               <w:spacing w:after="10" w:before="0"/>
               <w:ind w:left="120"/>
             </w:pPr>
-            <w:hyperlink w:history="1" r:id="rIdoguzzh3mi1xf8wpjzoi6g">
+            <w:hyperlink w:history="1" r:id="rId3ka9wrisqkndbrup5d-51">
               <w:r>
                 <w:rPr>
                   <w:rFonts w:ascii="Arial" w:cs="Arial" w:eastAsia="Arial" w:hAnsi="Arial"/>
@@ -3562,7 +3564,7 @@
         </w:tc>
         <w:tc>
           <w:tcPr>
-            <w:tcW w:type="dxa" w:w="2556"/>
+            <w:tcW w:type="dxa" w:w="3324"/>
             <w:shd w:fill="FFFFFF" w:color="auto" w:val="clear"/>
             <w:tcMar>
               <w:top w:type="dxa" w:w="60"/>
@@ -3632,7 +3634,7 @@
         </w:tc>
         <w:tc>
           <w:tcPr>
-            <w:tcW w:type="dxa" w:w="2556"/>
+            <w:tcW w:type="dxa" w:w="2300"/>
             <w:shd w:fill="F2F2F2" w:color="auto" w:val="clear"/>
             <w:tcMar>
               <w:top w:type="dxa" w:w="60"/>
@@ -3664,7 +3666,7 @@
         </w:tc>
         <w:tc>
           <w:tcPr>
-            <w:tcW w:type="dxa" w:w="2556"/>
+            <w:tcW w:type="dxa" w:w="2300"/>
             <w:shd w:fill="FFFFFF" w:color="auto" w:val="clear"/>
             <w:tcMar>
               <w:top w:type="dxa" w:w="60"/>
@@ -3730,7 +3732,7 @@
         </w:tc>
         <w:tc>
           <w:tcPr>
-            <w:tcW w:type="dxa" w:w="2556"/>
+            <w:tcW w:type="dxa" w:w="2300"/>
             <w:shd w:fill="FFFFFF" w:color="auto" w:val="clear"/>
             <w:tcMar>
               <w:top w:type="dxa" w:w="60"/>
@@ -3792,7 +3794,7 @@
             <w:pPr>
               <w:spacing w:after="20" w:before="0"/>
             </w:pPr>
-            <w:hyperlink w:history="1" r:id="rIdagm1bx1xajzircncjwzvh">
+            <w:hyperlink w:history="1" r:id="rId50a8xscsthji0jtlwk5sl">
               <w:r>
                 <w:rPr>
                   <w:rFonts w:ascii="Arial" w:cs="Arial" w:eastAsia="Arial" w:hAnsi="Arial"/>
@@ -3825,7 +3827,7 @@
               <w:spacing w:after="10" w:before="0"/>
               <w:ind w:left="120"/>
             </w:pPr>
-            <w:hyperlink w:history="1" r:id="rIdddgdpztg5t7mvuxiwycxb">
+            <w:hyperlink w:history="1" r:id="rIdsuosogj5o7t4ogme4s363">
               <w:r>
                 <w:rPr>
                   <w:rFonts w:ascii="Arial" w:cs="Arial" w:eastAsia="Arial" w:hAnsi="Arial"/>
@@ -3870,7 +3872,7 @@
             <w:pPr>
               <w:spacing w:after="20" w:before="0"/>
             </w:pPr>
-            <w:hyperlink w:history="1" r:id="rIds_obhuelbadwotp8uyr99">
+            <w:hyperlink w:history="1" r:id="rIdbpov8cemwipdtytalgm8a">
               <w:r>
                 <w:rPr>
                   <w:rFonts w:ascii="Arial" w:cs="Arial" w:eastAsia="Arial" w:hAnsi="Arial"/>
@@ -3903,7 +3905,7 @@
               <w:spacing w:after="10" w:before="0"/>
               <w:ind w:left="120"/>
             </w:pPr>
-            <w:hyperlink w:history="1" r:id="rIdkn06megxah8dirwhdcnfp">
+            <w:hyperlink w:history="1" r:id="rIdjmtmxgjutzlhqqnxlyxec">
               <w:r>
                 <w:rPr>
                   <w:rFonts w:ascii="Arial" w:cs="Arial" w:eastAsia="Arial" w:hAnsi="Arial"/>
@@ -3919,7 +3921,7 @@
         </w:tc>
         <w:tc>
           <w:tcPr>
-            <w:tcW w:type="dxa" w:w="2556"/>
+            <w:tcW w:type="dxa" w:w="3324"/>
             <w:shd w:fill="FFFFFF" w:color="auto" w:val="clear"/>
             <w:tcMar>
               <w:top w:type="dxa" w:w="60"/>
@@ -3951,7 +3953,7 @@
         </w:tc>
         <w:tc>
           <w:tcPr>
-            <w:tcW w:type="dxa" w:w="2556"/>
+            <w:tcW w:type="dxa" w:w="2300"/>
             <w:shd w:fill="F2F2F2" w:color="auto" w:val="clear"/>
             <w:tcMar>
               <w:top w:type="dxa" w:w="60"/>
@@ -3983,7 +3985,7 @@
         </w:tc>
         <w:tc>
           <w:tcPr>
-            <w:tcW w:type="dxa" w:w="2556"/>
+            <w:tcW w:type="dxa" w:w="2300"/>
             <w:shd w:fill="FFFFFF" w:color="auto" w:val="clear"/>
             <w:tcMar>
               <w:top w:type="dxa" w:w="60"/>
@@ -4049,7 +4051,7 @@
         </w:tc>
         <w:tc>
           <w:tcPr>
-            <w:tcW w:type="dxa" w:w="2556"/>
+            <w:tcW w:type="dxa" w:w="2300"/>
             <w:shd w:fill="FFFFFF" w:color="auto" w:val="clear"/>
             <w:tcMar>
               <w:top w:type="dxa" w:w="60"/>
@@ -4111,7 +4113,7 @@
             <w:pPr>
               <w:spacing w:after="20" w:before="0"/>
             </w:pPr>
-            <w:hyperlink w:history="1" r:id="rId7otygp4xquij-b5l9xiqe">
+            <w:hyperlink w:history="1" r:id="rId51efrpamsj0-xch4osnv3">
               <w:r>
                 <w:rPr>
                   <w:rFonts w:ascii="Arial" w:cs="Arial" w:eastAsia="Arial" w:hAnsi="Arial"/>
@@ -4144,7 +4146,7 @@
               <w:spacing w:after="10" w:before="0"/>
               <w:ind w:left="120"/>
             </w:pPr>
-            <w:hyperlink w:history="1" r:id="rId4wwdl523t2ipf99axk0ip">
+            <w:hyperlink w:history="1" r:id="rIdtwdumdrzv5oieohevakzi">
               <w:r>
                 <w:rPr>
                   <w:rFonts w:ascii="Arial" w:cs="Arial" w:eastAsia="Arial" w:hAnsi="Arial"/>
@@ -4189,7 +4191,7 @@
             <w:pPr>
               <w:spacing w:after="20" w:before="0"/>
             </w:pPr>
-            <w:hyperlink w:history="1" r:id="rIdbw9pb5ubfgaxt3gjsmed_">
+            <w:hyperlink w:history="1" r:id="rIdyb2gjqenamua0eayle9cb">
               <w:r>
                 <w:rPr>
                   <w:rFonts w:ascii="Arial" w:cs="Arial" w:eastAsia="Arial" w:hAnsi="Arial"/>
@@ -4222,7 +4224,7 @@
               <w:spacing w:after="10" w:before="0"/>
               <w:ind w:left="120"/>
             </w:pPr>
-            <w:hyperlink w:history="1" r:id="rIdnohck5xrrjls4qoizpkyc">
+            <w:hyperlink w:history="1" r:id="rIddjwj4vjlq5ksxihqh8zj3">
               <w:r>
                 <w:rPr>
                   <w:rFonts w:ascii="Arial" w:cs="Arial" w:eastAsia="Arial" w:hAnsi="Arial"/>
@@ -4238,7 +4240,7 @@
         </w:tc>
         <w:tc>
           <w:tcPr>
-            <w:tcW w:type="dxa" w:w="2556"/>
+            <w:tcW w:type="dxa" w:w="3324"/>
             <w:shd w:fill="FFFFFF" w:color="auto" w:val="clear"/>
             <w:tcMar>
               <w:top w:type="dxa" w:w="60"/>
@@ -4270,7 +4272,7 @@
         </w:tc>
         <w:tc>
           <w:tcPr>
-            <w:tcW w:type="dxa" w:w="2556"/>
+            <w:tcW w:type="dxa" w:w="2300"/>
             <w:shd w:fill="F2F2F2" w:color="auto" w:val="clear"/>
             <w:tcMar>
               <w:top w:type="dxa" w:w="60"/>
@@ -4302,7 +4304,7 @@
         </w:tc>
         <w:tc>
           <w:tcPr>
-            <w:tcW w:type="dxa" w:w="2556"/>
+            <w:tcW w:type="dxa" w:w="2300"/>
             <w:shd w:fill="FFFFFF" w:color="auto" w:val="clear"/>
             <w:tcMar>
               <w:top w:type="dxa" w:w="60"/>
@@ -5803,11 +5805,11 @@
       </w:tblPr>
       <w:tblGrid>
         <w:gridCol w:w="900"/>
+        <w:gridCol w:w="2300"/>
         <w:gridCol w:w="2556"/>
-        <w:gridCol w:w="2556"/>
-        <w:gridCol w:w="2556"/>
-        <w:gridCol w:w="2556"/>
-        <w:gridCol w:w="2556"/>
+        <w:gridCol w:w="3324"/>
+        <w:gridCol w:w="2300"/>
+        <w:gridCol w:w="2300"/>
       </w:tblGrid>
       <w:tr>
         <w:tc>
@@ -5879,7 +5881,7 @@
         </w:tc>
         <w:tc>
           <w:tcPr>
-            <w:tcW w:type="dxa" w:w="2556"/>
+            <w:tcW w:type="dxa" w:w="2300"/>
             <w:shd w:fill="2E75B6" w:color="auto" w:val="clear"/>
             <w:tcMar>
               <w:top w:type="dxa" w:w="60"/>
@@ -5943,7 +5945,7 @@
         </w:tc>
         <w:tc>
           <w:tcPr>
-            <w:tcW w:type="dxa" w:w="2556"/>
+            <w:tcW w:type="dxa" w:w="3324"/>
             <w:shd w:fill="2E75B6" w:color="auto" w:val="clear"/>
             <w:tcMar>
               <w:top w:type="dxa" w:w="60"/>
@@ -5975,7 +5977,7 @@
         </w:tc>
         <w:tc>
           <w:tcPr>
-            <w:tcW w:type="dxa" w:w="2556"/>
+            <w:tcW w:type="dxa" w:w="2300"/>
             <w:shd w:fill="1F6B75" w:color="auto" w:val="clear"/>
             <w:tcMar>
               <w:top w:type="dxa" w:w="60"/>
@@ -6007,7 +6009,7 @@
         </w:tc>
         <w:tc>
           <w:tcPr>
-            <w:tcW w:type="dxa" w:w="2556"/>
+            <w:tcW w:type="dxa" w:w="2300"/>
             <w:shd w:fill="2E75B6" w:color="auto" w:val="clear"/>
             <w:tcMar>
               <w:top w:type="dxa" w:w="60"/>
@@ -6073,7 +6075,7 @@
         </w:tc>
         <w:tc>
           <w:tcPr>
-            <w:tcW w:type="dxa" w:w="2556"/>
+            <w:tcW w:type="dxa" w:w="2300"/>
             <w:shd w:fill="FFFFFF" w:color="auto" w:val="clear"/>
             <w:tcMar>
               <w:top w:type="dxa" w:w="60"/>
@@ -6135,7 +6137,7 @@
             <w:pPr>
               <w:spacing w:after="20" w:before="0"/>
             </w:pPr>
-            <w:hyperlink w:history="1" r:id="rIdi53ge8q6bdkki-n-uvaqb">
+            <w:hyperlink w:history="1" r:id="rIdw8oyfal_3gvex45uyuv0i">
               <w:r>
                 <w:rPr>
                   <w:rFonts w:ascii="Arial" w:cs="Arial" w:eastAsia="Arial" w:hAnsi="Arial"/>
@@ -6168,7 +6170,7 @@
               <w:spacing w:after="10" w:before="0"/>
               <w:ind w:left="120"/>
             </w:pPr>
-            <w:hyperlink w:history="1" r:id="rIdfwcgkf0oz7ff20wcmgb6_">
+            <w:hyperlink w:history="1" r:id="rIdsw6dfjfywsyiu3ltmk2zi">
               <w:r>
                 <w:rPr>
                   <w:rFonts w:ascii="Arial" w:cs="Arial" w:eastAsia="Arial" w:hAnsi="Arial"/>
@@ -6213,7 +6215,7 @@
             <w:pPr>
               <w:spacing w:after="20" w:before="0"/>
             </w:pPr>
-            <w:hyperlink w:history="1" r:id="rIdi_ka4fwinh0kvf-fai19l">
+            <w:hyperlink w:history="1" r:id="rId9y_t1xzgbe4i2-lsgsttm">
               <w:r>
                 <w:rPr>
                   <w:rFonts w:ascii="Arial" w:cs="Arial" w:eastAsia="Arial" w:hAnsi="Arial"/>
@@ -6246,7 +6248,7 @@
               <w:spacing w:after="10" w:before="0"/>
               <w:ind w:left="120"/>
             </w:pPr>
-            <w:hyperlink w:history="1" r:id="rIds9ir7buh8fp3rv0sv7fx_">
+            <w:hyperlink w:history="1" r:id="rIddgzaokxhgnc8ch0muxpjg">
               <w:r>
                 <w:rPr>
                   <w:rFonts w:ascii="Arial" w:cs="Arial" w:eastAsia="Arial" w:hAnsi="Arial"/>
@@ -6262,7 +6264,7 @@
         </w:tc>
         <w:tc>
           <w:tcPr>
-            <w:tcW w:type="dxa" w:w="2556"/>
+            <w:tcW w:type="dxa" w:w="3324"/>
             <w:shd w:fill="FFFFFF" w:color="auto" w:val="clear"/>
             <w:tcMar>
               <w:top w:type="dxa" w:w="60"/>
@@ -6294,7 +6296,7 @@
         </w:tc>
         <w:tc>
           <w:tcPr>
-            <w:tcW w:type="dxa" w:w="2556"/>
+            <w:tcW w:type="dxa" w:w="2300"/>
             <w:shd w:fill="F2F2F2" w:color="auto" w:val="clear"/>
             <w:tcMar>
               <w:top w:type="dxa" w:w="60"/>
@@ -6326,7 +6328,7 @@
         </w:tc>
         <w:tc>
           <w:tcPr>
-            <w:tcW w:type="dxa" w:w="2556"/>
+            <w:tcW w:type="dxa" w:w="2300"/>
             <w:shd w:fill="FFFFFF" w:color="auto" w:val="clear"/>
             <w:tcMar>
               <w:top w:type="dxa" w:w="60"/>
@@ -6392,7 +6394,7 @@
         </w:tc>
         <w:tc>
           <w:tcPr>
-            <w:tcW w:type="dxa" w:w="2556"/>
+            <w:tcW w:type="dxa" w:w="2300"/>
             <w:shd w:fill="FFFFFF" w:color="auto" w:val="clear"/>
             <w:tcMar>
               <w:top w:type="dxa" w:w="60"/>
@@ -6530,7 +6532,7 @@
             <w:pPr>
               <w:spacing w:after="20" w:before="0"/>
             </w:pPr>
-            <w:hyperlink w:history="1" r:id="rIdvkgwrvwbl2ltqvylwhalr">
+            <w:hyperlink w:history="1" r:id="rIdac76kmx4eppxfimopb547">
               <w:r>
                 <w:rPr>
                   <w:rFonts w:ascii="Arial" w:cs="Arial" w:eastAsia="Arial" w:hAnsi="Arial"/>
@@ -6563,7 +6565,7 @@
               <w:spacing w:after="10" w:before="0"/>
               <w:ind w:left="120"/>
             </w:pPr>
-            <w:hyperlink w:history="1" r:id="rIdnkuvxp-9a-vxqkbmumhll">
+            <w:hyperlink w:history="1" r:id="rIdc_hfqorojwjnojrckej4p">
               <w:r>
                 <w:rPr>
                   <w:rFonts w:ascii="Arial" w:cs="Arial" w:eastAsia="Arial" w:hAnsi="Arial"/>
@@ -6608,7 +6610,7 @@
             <w:pPr>
               <w:spacing w:after="20" w:before="0"/>
             </w:pPr>
-            <w:hyperlink w:history="1" r:id="rIdbqknnhlhkucx5p8qnupa7">
+            <w:hyperlink w:history="1" r:id="rIdwdqnevkofxxv3vcsaevsp">
               <w:r>
                 <w:rPr>
                   <w:rFonts w:ascii="Arial" w:cs="Arial" w:eastAsia="Arial" w:hAnsi="Arial"/>
@@ -6641,7 +6643,7 @@
               <w:spacing w:after="10" w:before="0"/>
               <w:ind w:left="120"/>
             </w:pPr>
-            <w:hyperlink w:history="1" r:id="rIdckcyehjgcljvthhfmzoal">
+            <w:hyperlink w:history="1" r:id="rIdmgrzrefik-s8ptp0xozpn">
               <w:r>
                 <w:rPr>
                   <w:rFonts w:ascii="Arial" w:cs="Arial" w:eastAsia="Arial" w:hAnsi="Arial"/>
@@ -6657,7 +6659,7 @@
         </w:tc>
         <w:tc>
           <w:tcPr>
-            <w:tcW w:type="dxa" w:w="2556"/>
+            <w:tcW w:type="dxa" w:w="3324"/>
             <w:shd w:fill="FFFFFF" w:color="auto" w:val="clear"/>
             <w:tcMar>
               <w:top w:type="dxa" w:w="60"/>
@@ -6708,7 +6710,7 @@
         </w:tc>
         <w:tc>
           <w:tcPr>
-            <w:tcW w:type="dxa" w:w="2556"/>
+            <w:tcW w:type="dxa" w:w="2300"/>
             <w:shd w:fill="F2F2F2" w:color="auto" w:val="clear"/>
             <w:tcMar>
               <w:top w:type="dxa" w:w="60"/>
@@ -6740,7 +6742,7 @@
         </w:tc>
         <w:tc>
           <w:tcPr>
-            <w:tcW w:type="dxa" w:w="2556"/>
+            <w:tcW w:type="dxa" w:w="2300"/>
             <w:shd w:fill="FFFFFF" w:color="auto" w:val="clear"/>
             <w:tcMar>
               <w:top w:type="dxa" w:w="60"/>
@@ -6806,7 +6808,7 @@
         </w:tc>
         <w:tc>
           <w:tcPr>
-            <w:tcW w:type="dxa" w:w="2556"/>
+            <w:tcW w:type="dxa" w:w="2300"/>
             <w:shd w:fill="FFFFFF" w:color="auto" w:val="clear"/>
             <w:tcMar>
               <w:top w:type="dxa" w:w="60"/>
@@ -6906,7 +6908,7 @@
             <w:pPr>
               <w:spacing w:after="20" w:before="0"/>
             </w:pPr>
-            <w:hyperlink w:history="1" r:id="rIde_1z-grwbpwt7pov1x_ez">
+            <w:hyperlink w:history="1" r:id="rIdyfzdebqkcognk1lajtb_s">
               <w:r>
                 <w:rPr>
                   <w:rFonts w:ascii="Arial" w:cs="Arial" w:eastAsia="Arial" w:hAnsi="Arial"/>
@@ -6939,7 +6941,7 @@
               <w:spacing w:after="10" w:before="0"/>
               <w:ind w:left="120"/>
             </w:pPr>
-            <w:hyperlink w:history="1" r:id="rIdqtboyhhq63tqzgdd_ieqk">
+            <w:hyperlink w:history="1" r:id="rIdlpreypwgylflhfmrxtygw">
               <w:r>
                 <w:rPr>
                   <w:rFonts w:ascii="Arial" w:cs="Arial" w:eastAsia="Arial" w:hAnsi="Arial"/>
@@ -6984,7 +6986,7 @@
             <w:pPr>
               <w:spacing w:after="20" w:before="0"/>
             </w:pPr>
-            <w:hyperlink w:history="1" r:id="rIdwvjavm1j4hod4pjvqafcl">
+            <w:hyperlink w:history="1" r:id="rIdrdt0h6h9pizstkjhjcsiz">
               <w:r>
                 <w:rPr>
                   <w:rFonts w:ascii="Arial" w:cs="Arial" w:eastAsia="Arial" w:hAnsi="Arial"/>
@@ -7017,7 +7019,7 @@
               <w:spacing w:after="10" w:before="0"/>
               <w:ind w:left="120"/>
             </w:pPr>
-            <w:hyperlink w:history="1" r:id="rIdwmmahiea-v4jors28rsy2">
+            <w:hyperlink w:history="1" r:id="rIdcbi8quxfspm6fff0rjda5">
               <w:r>
                 <w:rPr>
                   <w:rFonts w:ascii="Arial" w:cs="Arial" w:eastAsia="Arial" w:hAnsi="Arial"/>
@@ -7033,7 +7035,7 @@
         </w:tc>
         <w:tc>
           <w:tcPr>
-            <w:tcW w:type="dxa" w:w="2556"/>
+            <w:tcW w:type="dxa" w:w="3324"/>
             <w:shd w:fill="FFFFFF" w:color="auto" w:val="clear"/>
             <w:tcMar>
               <w:top w:type="dxa" w:w="60"/>
@@ -7084,7 +7086,7 @@
         </w:tc>
         <w:tc>
           <w:tcPr>
-            <w:tcW w:type="dxa" w:w="2556"/>
+            <w:tcW w:type="dxa" w:w="2300"/>
             <w:shd w:fill="F2F2F2" w:color="auto" w:val="clear"/>
             <w:tcMar>
               <w:top w:type="dxa" w:w="60"/>
@@ -7116,7 +7118,7 @@
         </w:tc>
         <w:tc>
           <w:tcPr>
-            <w:tcW w:type="dxa" w:w="2556"/>
+            <w:tcW w:type="dxa" w:w="2300"/>
             <w:shd w:fill="FFFFFF" w:color="auto" w:val="clear"/>
             <w:tcMar>
               <w:top w:type="dxa" w:w="60"/>
@@ -7182,7 +7184,7 @@
         </w:tc>
         <w:tc>
           <w:tcPr>
-            <w:tcW w:type="dxa" w:w="2556"/>
+            <w:tcW w:type="dxa" w:w="2300"/>
             <w:shd w:fill="FFFFFF" w:color="auto" w:val="clear"/>
             <w:tcMar>
               <w:top w:type="dxa" w:w="60"/>
@@ -7244,7 +7246,7 @@
             <w:pPr>
               <w:spacing w:after="20" w:before="0"/>
             </w:pPr>
-            <w:hyperlink w:history="1" r:id="rIdyci5v0fn5z-o52kx6gxn6">
+            <w:hyperlink w:history="1" r:id="rIdvkvzkaadjrseusc80eksj">
               <w:r>
                 <w:rPr>
                   <w:rFonts w:ascii="Arial" w:cs="Arial" w:eastAsia="Arial" w:hAnsi="Arial"/>
@@ -7277,7 +7279,7 @@
               <w:spacing w:after="10" w:before="0"/>
               <w:ind w:left="120"/>
             </w:pPr>
-            <w:hyperlink w:history="1" r:id="rIdtwafjrzyd8emsrttyd5px">
+            <w:hyperlink w:history="1" r:id="rIdgj1aoqdwucmusngwbj_vr">
               <w:r>
                 <w:rPr>
                   <w:rFonts w:ascii="Arial" w:cs="Arial" w:eastAsia="Arial" w:hAnsi="Arial"/>
@@ -7322,7 +7324,7 @@
             <w:pPr>
               <w:spacing w:after="20" w:before="0"/>
             </w:pPr>
-            <w:hyperlink w:history="1" r:id="rIdhzhlx-1bkvgpxw2twljty">
+            <w:hyperlink w:history="1" r:id="rId3rumjtby_dqcmonifuw4c">
               <w:r>
                 <w:rPr>
                   <w:rFonts w:ascii="Arial" w:cs="Arial" w:eastAsia="Arial" w:hAnsi="Arial"/>
@@ -7355,7 +7357,7 @@
               <w:spacing w:after="10" w:before="0"/>
               <w:ind w:left="120"/>
             </w:pPr>
-            <w:hyperlink w:history="1" r:id="rIdr3sfglt4sqmo3iojxkpxi">
+            <w:hyperlink w:history="1" r:id="rIdpxubmpqd2i5o7_nvxi92l">
               <w:r>
                 <w:rPr>
                   <w:rFonts w:ascii="Arial" w:cs="Arial" w:eastAsia="Arial" w:hAnsi="Arial"/>
@@ -7371,7 +7373,7 @@
         </w:tc>
         <w:tc>
           <w:tcPr>
-            <w:tcW w:type="dxa" w:w="2556"/>
+            <w:tcW w:type="dxa" w:w="3324"/>
             <w:shd w:fill="FFFFFF" w:color="auto" w:val="clear"/>
             <w:tcMar>
               <w:top w:type="dxa" w:w="60"/>
@@ -7403,7 +7405,7 @@
         </w:tc>
         <w:tc>
           <w:tcPr>
-            <w:tcW w:type="dxa" w:w="2556"/>
+            <w:tcW w:type="dxa" w:w="2300"/>
             <w:shd w:fill="F2F2F2" w:color="auto" w:val="clear"/>
             <w:tcMar>
               <w:top w:type="dxa" w:w="60"/>
@@ -7435,7 +7437,7 @@
         </w:tc>
         <w:tc>
           <w:tcPr>
-            <w:tcW w:type="dxa" w:w="2556"/>
+            <w:tcW w:type="dxa" w:w="2300"/>
             <w:shd w:fill="FFFFFF" w:color="auto" w:val="clear"/>
             <w:tcMar>
               <w:top w:type="dxa" w:w="60"/>
@@ -7501,7 +7503,7 @@
         </w:tc>
         <w:tc>
           <w:tcPr>
-            <w:tcW w:type="dxa" w:w="2556"/>
+            <w:tcW w:type="dxa" w:w="2300"/>
             <w:shd w:fill="FFFFFF" w:color="auto" w:val="clear"/>
             <w:tcMar>
               <w:top w:type="dxa" w:w="60"/>
@@ -7563,7 +7565,7 @@
             <w:pPr>
               <w:spacing w:after="20" w:before="0"/>
             </w:pPr>
-            <w:hyperlink w:history="1" r:id="rIdjj1vewh9gkabj42vmasjb">
+            <w:hyperlink w:history="1" r:id="rIdovwlh7uutuns_9pei8mct">
               <w:r>
                 <w:rPr>
                   <w:rFonts w:ascii="Arial" w:cs="Arial" w:eastAsia="Arial" w:hAnsi="Arial"/>
@@ -7596,7 +7598,7 @@
               <w:spacing w:after="10" w:before="0"/>
               <w:ind w:left="120"/>
             </w:pPr>
-            <w:hyperlink w:history="1" r:id="rIdqvy34bxjwdo2ezbx6rhpa">
+            <w:hyperlink w:history="1" r:id="rIdj6jormhesbzsn04geks8s">
               <w:r>
                 <w:rPr>
                   <w:rFonts w:ascii="Arial" w:cs="Arial" w:eastAsia="Arial" w:hAnsi="Arial"/>
@@ -7641,7 +7643,7 @@
             <w:pPr>
               <w:spacing w:after="20" w:before="0"/>
             </w:pPr>
-            <w:hyperlink w:history="1" r:id="rIdoqbhdsf34r2ig5luzkf61">
+            <w:hyperlink w:history="1" r:id="rIdkkxmpzx8o8tb4z9hrps1u">
               <w:r>
                 <w:rPr>
                   <w:rFonts w:ascii="Arial" w:cs="Arial" w:eastAsia="Arial" w:hAnsi="Arial"/>
@@ -7674,7 +7676,7 @@
               <w:spacing w:after="10" w:before="0"/>
               <w:ind w:left="120"/>
             </w:pPr>
-            <w:hyperlink w:history="1" r:id="rIdgmlzpgfixnimj2sc8w1xt">
+            <w:hyperlink w:history="1" r:id="rIdhho7ivc6e7u7rh3hdsye-">
               <w:r>
                 <w:rPr>
                   <w:rFonts w:ascii="Arial" w:cs="Arial" w:eastAsia="Arial" w:hAnsi="Arial"/>
@@ -7690,7 +7692,7 @@
         </w:tc>
         <w:tc>
           <w:tcPr>
-            <w:tcW w:type="dxa" w:w="2556"/>
+            <w:tcW w:type="dxa" w:w="3324"/>
             <w:shd w:fill="FFFFFF" w:color="auto" w:val="clear"/>
             <w:tcMar>
               <w:top w:type="dxa" w:w="60"/>
@@ -7722,7 +7724,7 @@
         </w:tc>
         <w:tc>
           <w:tcPr>
-            <w:tcW w:type="dxa" w:w="2556"/>
+            <w:tcW w:type="dxa" w:w="2300"/>
             <w:shd w:fill="F2F2F2" w:color="auto" w:val="clear"/>
             <w:tcMar>
               <w:top w:type="dxa" w:w="60"/>
@@ -7754,7 +7756,7 @@
         </w:tc>
         <w:tc>
           <w:tcPr>
-            <w:tcW w:type="dxa" w:w="2556"/>
+            <w:tcW w:type="dxa" w:w="2300"/>
             <w:shd w:fill="FFFFFF" w:color="auto" w:val="clear"/>
             <w:tcMar>
               <w:top w:type="dxa" w:w="60"/>
@@ -9255,11 +9257,11 @@
       </w:tblPr>
       <w:tblGrid>
         <w:gridCol w:w="900"/>
+        <w:gridCol w:w="2300"/>
         <w:gridCol w:w="2556"/>
-        <w:gridCol w:w="2556"/>
-        <w:gridCol w:w="2556"/>
-        <w:gridCol w:w="2556"/>
-        <w:gridCol w:w="2556"/>
+        <w:gridCol w:w="3324"/>
+        <w:gridCol w:w="2300"/>
+        <w:gridCol w:w="2300"/>
       </w:tblGrid>
       <w:tr>
         <w:tc>
@@ -9331,7 +9333,7 @@
         </w:tc>
         <w:tc>
           <w:tcPr>
-            <w:tcW w:type="dxa" w:w="2556"/>
+            <w:tcW w:type="dxa" w:w="2300"/>
             <w:shd w:fill="2E75B6" w:color="auto" w:val="clear"/>
             <w:tcMar>
               <w:top w:type="dxa" w:w="60"/>
@@ -9395,7 +9397,7 @@
         </w:tc>
         <w:tc>
           <w:tcPr>
-            <w:tcW w:type="dxa" w:w="2556"/>
+            <w:tcW w:type="dxa" w:w="3324"/>
             <w:shd w:fill="2E75B6" w:color="auto" w:val="clear"/>
             <w:tcMar>
               <w:top w:type="dxa" w:w="60"/>
@@ -9427,7 +9429,7 @@
         </w:tc>
         <w:tc>
           <w:tcPr>
-            <w:tcW w:type="dxa" w:w="2556"/>
+            <w:tcW w:type="dxa" w:w="2300"/>
             <w:shd w:fill="1F6B75" w:color="auto" w:val="clear"/>
             <w:tcMar>
               <w:top w:type="dxa" w:w="60"/>
@@ -9459,7 +9461,7 @@
         </w:tc>
         <w:tc>
           <w:tcPr>
-            <w:tcW w:type="dxa" w:w="2556"/>
+            <w:tcW w:type="dxa" w:w="2300"/>
             <w:shd w:fill="2E75B6" w:color="auto" w:val="clear"/>
             <w:tcMar>
               <w:top w:type="dxa" w:w="60"/>
@@ -9525,7 +9527,7 @@
         </w:tc>
         <w:tc>
           <w:tcPr>
-            <w:tcW w:type="dxa" w:w="2556"/>
+            <w:tcW w:type="dxa" w:w="2300"/>
             <w:shd w:fill="FFFFFF" w:color="auto" w:val="clear"/>
             <w:tcMar>
               <w:top w:type="dxa" w:w="60"/>
@@ -9587,7 +9589,7 @@
             <w:pPr>
               <w:spacing w:after="20" w:before="0"/>
             </w:pPr>
-            <w:hyperlink w:history="1" r:id="rId9dxnv8my1jynygsrznkkb">
+            <w:hyperlink w:history="1" r:id="rIdft1tvs8nccsxauz-l8os3">
               <w:r>
                 <w:rPr>
                   <w:rFonts w:ascii="Arial" w:cs="Arial" w:eastAsia="Arial" w:hAnsi="Arial"/>
@@ -9620,7 +9622,7 @@
               <w:spacing w:after="10" w:before="0"/>
               <w:ind w:left="120"/>
             </w:pPr>
-            <w:hyperlink w:history="1" r:id="rIdycd08e1egdy6k44ulduwp">
+            <w:hyperlink w:history="1" r:id="rIdhdvrmppwjry3dhz-qd0pm">
               <w:r>
                 <w:rPr>
                   <w:rFonts w:ascii="Arial" w:cs="Arial" w:eastAsia="Arial" w:hAnsi="Arial"/>
@@ -9665,7 +9667,7 @@
             <w:pPr>
               <w:spacing w:after="20" w:before="0"/>
             </w:pPr>
-            <w:hyperlink w:history="1" r:id="rIdvs3rczxgdj9bicmmt24le">
+            <w:hyperlink w:history="1" r:id="rIdj6qy11alr-o_qqr31j0es">
               <w:r>
                 <w:rPr>
                   <w:rFonts w:ascii="Arial" w:cs="Arial" w:eastAsia="Arial" w:hAnsi="Arial"/>
@@ -9698,7 +9700,7 @@
               <w:spacing w:after="10" w:before="0"/>
               <w:ind w:left="120"/>
             </w:pPr>
-            <w:hyperlink w:history="1" r:id="rIdz1d6tv9hqfd6qhk4zeqt3">
+            <w:hyperlink w:history="1" r:id="rIdyhpfa3pjmb_4c-zzhgisv">
               <w:r>
                 <w:rPr>
                   <w:rFonts w:ascii="Arial" w:cs="Arial" w:eastAsia="Arial" w:hAnsi="Arial"/>
@@ -9714,7 +9716,7 @@
         </w:tc>
         <w:tc>
           <w:tcPr>
-            <w:tcW w:type="dxa" w:w="2556"/>
+            <w:tcW w:type="dxa" w:w="3324"/>
             <w:shd w:fill="FFFFFF" w:color="auto" w:val="clear"/>
             <w:tcMar>
               <w:top w:type="dxa" w:w="60"/>
@@ -9746,7 +9748,7 @@
         </w:tc>
         <w:tc>
           <w:tcPr>
-            <w:tcW w:type="dxa" w:w="2556"/>
+            <w:tcW w:type="dxa" w:w="2300"/>
             <w:shd w:fill="F2F2F2" w:color="auto" w:val="clear"/>
             <w:tcMar>
               <w:top w:type="dxa" w:w="60"/>
@@ -9778,7 +9780,7 @@
         </w:tc>
         <w:tc>
           <w:tcPr>
-            <w:tcW w:type="dxa" w:w="2556"/>
+            <w:tcW w:type="dxa" w:w="2300"/>
             <w:shd w:fill="FFFFFF" w:color="auto" w:val="clear"/>
             <w:tcMar>
               <w:top w:type="dxa" w:w="60"/>
@@ -9844,7 +9846,7 @@
         </w:tc>
         <w:tc>
           <w:tcPr>
-            <w:tcW w:type="dxa" w:w="2556"/>
+            <w:tcW w:type="dxa" w:w="2300"/>
             <w:shd w:fill="FFFFFF" w:color="auto" w:val="clear"/>
             <w:tcMar>
               <w:top w:type="dxa" w:w="60"/>
@@ -10039,7 +10041,7 @@
             <w:pPr>
               <w:spacing w:after="20" w:before="0"/>
             </w:pPr>
-            <w:hyperlink w:history="1" r:id="rIdh8lksphg9ojfbfjxnahjq">
+            <w:hyperlink w:history="1" r:id="rIdpkkrzyupcb8yfc3habyqd">
               <w:r>
                 <w:rPr>
                   <w:rFonts w:ascii="Arial" w:cs="Arial" w:eastAsia="Arial" w:hAnsi="Arial"/>
@@ -10072,7 +10074,7 @@
               <w:spacing w:after="10" w:before="0"/>
               <w:ind w:left="120"/>
             </w:pPr>
-            <w:hyperlink w:history="1" r:id="rIdhbvcsijgoa6fuysszrqjv">
+            <w:hyperlink w:history="1" r:id="rIdkegnbqutdcammkgtbonfy">
               <w:r>
                 <w:rPr>
                   <w:rFonts w:ascii="Arial" w:cs="Arial" w:eastAsia="Arial" w:hAnsi="Arial"/>
@@ -10117,7 +10119,7 @@
             <w:pPr>
               <w:spacing w:after="20" w:before="0"/>
             </w:pPr>
-            <w:hyperlink w:history="1" r:id="rIdt2gndrj99lgdwc9h4v9eb">
+            <w:hyperlink w:history="1" r:id="rIducidqpv5w1dlawbn5gkzx">
               <w:r>
                 <w:rPr>
                   <w:rFonts w:ascii="Arial" w:cs="Arial" w:eastAsia="Arial" w:hAnsi="Arial"/>
@@ -10150,7 +10152,7 @@
               <w:spacing w:after="10" w:before="0"/>
               <w:ind w:left="120"/>
             </w:pPr>
-            <w:hyperlink w:history="1" r:id="rIdmorftbjpakma_1czrx7o6">
+            <w:hyperlink w:history="1" r:id="rIde8ejgs-rn4choknohyjre">
               <w:r>
                 <w:rPr>
                   <w:rFonts w:ascii="Arial" w:cs="Arial" w:eastAsia="Arial" w:hAnsi="Arial"/>
@@ -10166,7 +10168,7 @@
         </w:tc>
         <w:tc>
           <w:tcPr>
-            <w:tcW w:type="dxa" w:w="2556"/>
+            <w:tcW w:type="dxa" w:w="3324"/>
             <w:shd w:fill="FFFFFF" w:color="auto" w:val="clear"/>
             <w:tcMar>
               <w:top w:type="dxa" w:w="60"/>
@@ -10217,7 +10219,7 @@
         </w:tc>
         <w:tc>
           <w:tcPr>
-            <w:tcW w:type="dxa" w:w="2556"/>
+            <w:tcW w:type="dxa" w:w="2300"/>
             <w:shd w:fill="F2F2F2" w:color="auto" w:val="clear"/>
             <w:tcMar>
               <w:top w:type="dxa" w:w="60"/>
@@ -10249,7 +10251,7 @@
         </w:tc>
         <w:tc>
           <w:tcPr>
-            <w:tcW w:type="dxa" w:w="2556"/>
+            <w:tcW w:type="dxa" w:w="2300"/>
             <w:shd w:fill="FFFFFF" w:color="auto" w:val="clear"/>
             <w:tcMar>
               <w:top w:type="dxa" w:w="60"/>
@@ -10315,7 +10317,7 @@
         </w:tc>
         <w:tc>
           <w:tcPr>
-            <w:tcW w:type="dxa" w:w="2556"/>
+            <w:tcW w:type="dxa" w:w="2300"/>
             <w:shd w:fill="FFFFFF" w:color="auto" w:val="clear"/>
             <w:tcMar>
               <w:top w:type="dxa" w:w="60"/>
@@ -10476,7 +10478,7 @@
             <w:pPr>
               <w:spacing w:after="20" w:before="0"/>
             </w:pPr>
-            <w:hyperlink w:history="1" r:id="rIdizxvhnnq1r0vj_qxodvys">
+            <w:hyperlink w:history="1" r:id="rIdoh0u_ifbnk12cddtpil1x">
               <w:r>
                 <w:rPr>
                   <w:rFonts w:ascii="Arial" w:cs="Arial" w:eastAsia="Arial" w:hAnsi="Arial"/>
@@ -10509,7 +10511,7 @@
               <w:spacing w:after="10" w:before="0"/>
               <w:ind w:left="120"/>
             </w:pPr>
-            <w:hyperlink w:history="1" r:id="rIdvnfv9wygff7bi7oosgvma">
+            <w:hyperlink w:history="1" r:id="rIdegxyaajzwdhyt0raz7vlc">
               <w:r>
                 <w:rPr>
                   <w:rFonts w:ascii="Arial" w:cs="Arial" w:eastAsia="Arial" w:hAnsi="Arial"/>
@@ -10554,7 +10556,7 @@
             <w:pPr>
               <w:spacing w:after="20" w:before="0"/>
             </w:pPr>
-            <w:hyperlink w:history="1" r:id="rId4xt7xpxmckejuyc_0_r8f">
+            <w:hyperlink w:history="1" r:id="rIdo1eet682uxevcksj9fqod">
               <w:r>
                 <w:rPr>
                   <w:rFonts w:ascii="Arial" w:cs="Arial" w:eastAsia="Arial" w:hAnsi="Arial"/>
@@ -10587,7 +10589,7 @@
               <w:spacing w:after="10" w:before="0"/>
               <w:ind w:left="120"/>
             </w:pPr>
-            <w:hyperlink w:history="1" r:id="rIdhacm812b72es2hh2wq63z">
+            <w:hyperlink w:history="1" r:id="rIdlnewha2-de0e0qgt_ezlq">
               <w:r>
                 <w:rPr>
                   <w:rFonts w:ascii="Arial" w:cs="Arial" w:eastAsia="Arial" w:hAnsi="Arial"/>
@@ -10603,7 +10605,7 @@
         </w:tc>
         <w:tc>
           <w:tcPr>
-            <w:tcW w:type="dxa" w:w="2556"/>
+            <w:tcW w:type="dxa" w:w="3324"/>
             <w:shd w:fill="FFFFFF" w:color="auto" w:val="clear"/>
             <w:tcMar>
               <w:top w:type="dxa" w:w="60"/>
@@ -10654,7 +10656,7 @@
         </w:tc>
         <w:tc>
           <w:tcPr>
-            <w:tcW w:type="dxa" w:w="2556"/>
+            <w:tcW w:type="dxa" w:w="2300"/>
             <w:shd w:fill="F2F2F2" w:color="auto" w:val="clear"/>
             <w:tcMar>
               <w:top w:type="dxa" w:w="60"/>
@@ -10686,7 +10688,7 @@
         </w:tc>
         <w:tc>
           <w:tcPr>
-            <w:tcW w:type="dxa" w:w="2556"/>
+            <w:tcW w:type="dxa" w:w="2300"/>
             <w:shd w:fill="FFFFFF" w:color="auto" w:val="clear"/>
             <w:tcMar>
               <w:top w:type="dxa" w:w="60"/>
@@ -10752,7 +10754,7 @@
         </w:tc>
         <w:tc>
           <w:tcPr>
-            <w:tcW w:type="dxa" w:w="2556"/>
+            <w:tcW w:type="dxa" w:w="2300"/>
             <w:shd w:fill="FFFFFF" w:color="auto" w:val="clear"/>
             <w:tcMar>
               <w:top w:type="dxa" w:w="60"/>
@@ -10814,7 +10816,7 @@
             <w:pPr>
               <w:spacing w:after="20" w:before="0"/>
             </w:pPr>
-            <w:hyperlink w:history="1" r:id="rIdpmjltoaqjfzllb-di82c5">
+            <w:hyperlink w:history="1" r:id="rId2pbldosjadzlhv94jw5sv">
               <w:r>
                 <w:rPr>
                   <w:rFonts w:ascii="Arial" w:cs="Arial" w:eastAsia="Arial" w:hAnsi="Arial"/>
@@ -10847,7 +10849,7 @@
               <w:spacing w:after="10" w:before="0"/>
               <w:ind w:left="120"/>
             </w:pPr>
-            <w:hyperlink w:history="1" r:id="rIdf0atawnled-gtfouqkgat">
+            <w:hyperlink w:history="1" r:id="rIda0luiz__68-jd3fm9od48">
               <w:r>
                 <w:rPr>
                   <w:rFonts w:ascii="Arial" w:cs="Arial" w:eastAsia="Arial" w:hAnsi="Arial"/>
@@ -10892,7 +10894,7 @@
             <w:pPr>
               <w:spacing w:after="20" w:before="0"/>
             </w:pPr>
-            <w:hyperlink w:history="1" r:id="rIdktk24ploakhfmzehoskxl">
+            <w:hyperlink w:history="1" r:id="rIdkn6tqisrbfaqf2vtof7yq">
               <w:r>
                 <w:rPr>
                   <w:rFonts w:ascii="Arial" w:cs="Arial" w:eastAsia="Arial" w:hAnsi="Arial"/>
@@ -10925,7 +10927,7 @@
               <w:spacing w:after="10" w:before="0"/>
               <w:ind w:left="120"/>
             </w:pPr>
-            <w:hyperlink w:history="1" r:id="rIdifkuvw-5to7sf4vhl9ec1">
+            <w:hyperlink w:history="1" r:id="rIdiucp--sooxhvo5eodijrh">
               <w:r>
                 <w:rPr>
                   <w:rFonts w:ascii="Arial" w:cs="Arial" w:eastAsia="Arial" w:hAnsi="Arial"/>
@@ -10941,7 +10943,7 @@
         </w:tc>
         <w:tc>
           <w:tcPr>
-            <w:tcW w:type="dxa" w:w="2556"/>
+            <w:tcW w:type="dxa" w:w="3324"/>
             <w:shd w:fill="FFFFFF" w:color="auto" w:val="clear"/>
             <w:tcMar>
               <w:top w:type="dxa" w:w="60"/>
@@ -10973,7 +10975,7 @@
         </w:tc>
         <w:tc>
           <w:tcPr>
-            <w:tcW w:type="dxa" w:w="2556"/>
+            <w:tcW w:type="dxa" w:w="2300"/>
             <w:shd w:fill="F2F2F2" w:color="auto" w:val="clear"/>
             <w:tcMar>
               <w:top w:type="dxa" w:w="60"/>
@@ -11005,7 +11007,7 @@
         </w:tc>
         <w:tc>
           <w:tcPr>
-            <w:tcW w:type="dxa" w:w="2556"/>
+            <w:tcW w:type="dxa" w:w="2300"/>
             <w:shd w:fill="FFFFFF" w:color="auto" w:val="clear"/>
             <w:tcMar>
               <w:top w:type="dxa" w:w="60"/>
@@ -11071,7 +11073,7 @@
         </w:tc>
         <w:tc>
           <w:tcPr>
-            <w:tcW w:type="dxa" w:w="2556"/>
+            <w:tcW w:type="dxa" w:w="2300"/>
             <w:shd w:fill="FFFFFF" w:color="auto" w:val="clear"/>
             <w:tcMar>
               <w:top w:type="dxa" w:w="60"/>
@@ -11133,7 +11135,7 @@
             <w:pPr>
               <w:spacing w:after="20" w:before="0"/>
             </w:pPr>
-            <w:hyperlink w:history="1" r:id="rIdo36db_e2p6dxanrjbhf_p">
+            <w:hyperlink w:history="1" r:id="rIdvc7fpgphhravtj1leifgm">
               <w:r>
                 <w:rPr>
                   <w:rFonts w:ascii="Arial" w:cs="Arial" w:eastAsia="Arial" w:hAnsi="Arial"/>
@@ -11166,7 +11168,7 @@
               <w:spacing w:after="10" w:before="0"/>
               <w:ind w:left="120"/>
             </w:pPr>
-            <w:hyperlink w:history="1" r:id="rIdthzz8888jphwoj4s9sqoi">
+            <w:hyperlink w:history="1" r:id="rIdpxznnlmscoptm1v5ayjuf">
               <w:r>
                 <w:rPr>
                   <w:rFonts w:ascii="Arial" w:cs="Arial" w:eastAsia="Arial" w:hAnsi="Arial"/>
@@ -11211,7 +11213,7 @@
             <w:pPr>
               <w:spacing w:after="20" w:before="0"/>
             </w:pPr>
-            <w:hyperlink w:history="1" r:id="rIdqdr1ndyz9fw3lc13dwiar">
+            <w:hyperlink w:history="1" r:id="rIdouomoerzoc-yxub1llrx0">
               <w:r>
                 <w:rPr>
                   <w:rFonts w:ascii="Arial" w:cs="Arial" w:eastAsia="Arial" w:hAnsi="Arial"/>
@@ -11244,7 +11246,7 @@
               <w:spacing w:after="10" w:before="0"/>
               <w:ind w:left="120"/>
             </w:pPr>
-            <w:hyperlink w:history="1" r:id="rIdhjtbfkmtpsg6loignssbq">
+            <w:hyperlink w:history="1" r:id="rIdlu632ukflvqy4pyfm6pig">
               <w:r>
                 <w:rPr>
                   <w:rFonts w:ascii="Arial" w:cs="Arial" w:eastAsia="Arial" w:hAnsi="Arial"/>
@@ -11260,7 +11262,7 @@
         </w:tc>
         <w:tc>
           <w:tcPr>
-            <w:tcW w:type="dxa" w:w="2556"/>
+            <w:tcW w:type="dxa" w:w="3324"/>
             <w:shd w:fill="FFFFFF" w:color="auto" w:val="clear"/>
             <w:tcMar>
               <w:top w:type="dxa" w:w="60"/>
@@ -11292,7 +11294,7 @@
         </w:tc>
         <w:tc>
           <w:tcPr>
-            <w:tcW w:type="dxa" w:w="2556"/>
+            <w:tcW w:type="dxa" w:w="2300"/>
             <w:shd w:fill="F2F2F2" w:color="auto" w:val="clear"/>
             <w:tcMar>
               <w:top w:type="dxa" w:w="60"/>
@@ -11324,7 +11326,7 @@
         </w:tc>
         <w:tc>
           <w:tcPr>
-            <w:tcW w:type="dxa" w:w="2556"/>
+            <w:tcW w:type="dxa" w:w="2300"/>
             <w:shd w:fill="FFFFFF" w:color="auto" w:val="clear"/>
             <w:tcMar>
               <w:top w:type="dxa" w:w="60"/>
@@ -12825,11 +12827,11 @@
       </w:tblPr>
       <w:tblGrid>
         <w:gridCol w:w="900"/>
+        <w:gridCol w:w="2300"/>
         <w:gridCol w:w="2556"/>
-        <w:gridCol w:w="2556"/>
-        <w:gridCol w:w="2556"/>
-        <w:gridCol w:w="2556"/>
-        <w:gridCol w:w="2556"/>
+        <w:gridCol w:w="3324"/>
+        <w:gridCol w:w="2300"/>
+        <w:gridCol w:w="2300"/>
       </w:tblGrid>
       <w:tr>
         <w:tc>
@@ -12901,7 +12903,7 @@
         </w:tc>
         <w:tc>
           <w:tcPr>
-            <w:tcW w:type="dxa" w:w="2556"/>
+            <w:tcW w:type="dxa" w:w="2300"/>
             <w:shd w:fill="2E75B6" w:color="auto" w:val="clear"/>
             <w:tcMar>
               <w:top w:type="dxa" w:w="60"/>
@@ -12965,7 +12967,7 @@
         </w:tc>
         <w:tc>
           <w:tcPr>
-            <w:tcW w:type="dxa" w:w="2556"/>
+            <w:tcW w:type="dxa" w:w="3324"/>
             <w:shd w:fill="2E75B6" w:color="auto" w:val="clear"/>
             <w:tcMar>
               <w:top w:type="dxa" w:w="60"/>
@@ -12997,7 +12999,7 @@
         </w:tc>
         <w:tc>
           <w:tcPr>
-            <w:tcW w:type="dxa" w:w="2556"/>
+            <w:tcW w:type="dxa" w:w="2300"/>
             <w:shd w:fill="1F6B75" w:color="auto" w:val="clear"/>
             <w:tcMar>
               <w:top w:type="dxa" w:w="60"/>
@@ -13029,7 +13031,7 @@
         </w:tc>
         <w:tc>
           <w:tcPr>
-            <w:tcW w:type="dxa" w:w="2556"/>
+            <w:tcW w:type="dxa" w:w="2300"/>
             <w:shd w:fill="2E75B6" w:color="auto" w:val="clear"/>
             <w:tcMar>
               <w:top w:type="dxa" w:w="60"/>
@@ -13095,7 +13097,7 @@
         </w:tc>
         <w:tc>
           <w:tcPr>
-            <w:tcW w:type="dxa" w:w="2556"/>
+            <w:tcW w:type="dxa" w:w="2300"/>
             <w:shd w:fill="FFFFFF" w:color="auto" w:val="clear"/>
             <w:tcMar>
               <w:top w:type="dxa" w:w="60"/>
@@ -13157,7 +13159,7 @@
             <w:pPr>
               <w:spacing w:after="20" w:before="0"/>
             </w:pPr>
-            <w:hyperlink w:history="1" r:id="rIdxlvihh9bmuciyjb9lqa4o">
+            <w:hyperlink w:history="1" r:id="rIdxlsgdppv6emkxdla9bdei">
               <w:r>
                 <w:rPr>
                   <w:rFonts w:ascii="Arial" w:cs="Arial" w:eastAsia="Arial" w:hAnsi="Arial"/>
@@ -13190,7 +13192,7 @@
               <w:spacing w:after="10" w:before="0"/>
               <w:ind w:left="120"/>
             </w:pPr>
-            <w:hyperlink w:history="1" r:id="rId-dgpkg6j4txilmtvbch1n">
+            <w:hyperlink w:history="1" r:id="rIdh-zwrqulciravbkn5n5op">
               <w:r>
                 <w:rPr>
                   <w:rFonts w:ascii="Arial" w:cs="Arial" w:eastAsia="Arial" w:hAnsi="Arial"/>
@@ -13235,7 +13237,7 @@
             <w:pPr>
               <w:spacing w:after="20" w:before="0"/>
             </w:pPr>
-            <w:hyperlink w:history="1" r:id="rIdffjfli-kc1lfjvjsu1gbb">
+            <w:hyperlink w:history="1" r:id="rId-xwphzq6vmse3_6iovb4w">
               <w:r>
                 <w:rPr>
                   <w:rFonts w:ascii="Arial" w:cs="Arial" w:eastAsia="Arial" w:hAnsi="Arial"/>
@@ -13268,7 +13270,7 @@
               <w:spacing w:after="10" w:before="0"/>
               <w:ind w:left="120"/>
             </w:pPr>
-            <w:hyperlink w:history="1" r:id="rIdfxyp6utfpdn9txa4rom8_">
+            <w:hyperlink w:history="1" r:id="rIdhw1farwrsbdvonlkbwnws">
               <w:r>
                 <w:rPr>
                   <w:rFonts w:ascii="Arial" w:cs="Arial" w:eastAsia="Arial" w:hAnsi="Arial"/>
@@ -13284,7 +13286,7 @@
         </w:tc>
         <w:tc>
           <w:tcPr>
-            <w:tcW w:type="dxa" w:w="2556"/>
+            <w:tcW w:type="dxa" w:w="3324"/>
             <w:shd w:fill="FFFFFF" w:color="auto" w:val="clear"/>
             <w:tcMar>
               <w:top w:type="dxa" w:w="60"/>
@@ -13316,7 +13318,7 @@
         </w:tc>
         <w:tc>
           <w:tcPr>
-            <w:tcW w:type="dxa" w:w="2556"/>
+            <w:tcW w:type="dxa" w:w="2300"/>
             <w:shd w:fill="F2F2F2" w:color="auto" w:val="clear"/>
             <w:tcMar>
               <w:top w:type="dxa" w:w="60"/>
@@ -13348,7 +13350,7 @@
         </w:tc>
         <w:tc>
           <w:tcPr>
-            <w:tcW w:type="dxa" w:w="2556"/>
+            <w:tcW w:type="dxa" w:w="2300"/>
             <w:shd w:fill="FFFFFF" w:color="auto" w:val="clear"/>
             <w:tcMar>
               <w:top w:type="dxa" w:w="60"/>
@@ -13414,7 +13416,7 @@
         </w:tc>
         <w:tc>
           <w:tcPr>
-            <w:tcW w:type="dxa" w:w="2556"/>
+            <w:tcW w:type="dxa" w:w="2300"/>
             <w:shd w:fill="FFFFFF" w:color="auto" w:val="clear"/>
             <w:tcMar>
               <w:top w:type="dxa" w:w="60"/>
@@ -13552,7 +13554,7 @@
             <w:pPr>
               <w:spacing w:after="20" w:before="0"/>
             </w:pPr>
-            <w:hyperlink w:history="1" r:id="rIdsat5yvwcrwls9cbrtu35_">
+            <w:hyperlink w:history="1" r:id="rIdsva-uqvycmpwe3fyfgbp_">
               <w:r>
                 <w:rPr>
                   <w:rFonts w:ascii="Arial" w:cs="Arial" w:eastAsia="Arial" w:hAnsi="Arial"/>
@@ -13585,7 +13587,7 @@
               <w:spacing w:after="10" w:before="0"/>
               <w:ind w:left="120"/>
             </w:pPr>
-            <w:hyperlink w:history="1" r:id="rId02w-wsv4pxatrlwso8y-n">
+            <w:hyperlink w:history="1" r:id="rId36etbvciunexfo13fibdq">
               <w:r>
                 <w:rPr>
                   <w:rFonts w:ascii="Arial" w:cs="Arial" w:eastAsia="Arial" w:hAnsi="Arial"/>
@@ -13630,7 +13632,7 @@
             <w:pPr>
               <w:spacing w:after="20" w:before="0"/>
             </w:pPr>
-            <w:hyperlink w:history="1" r:id="rIdzamnccw58rhlfjrymyeyp">
+            <w:hyperlink w:history="1" r:id="rIdspukivqfsh80ec0dankdr">
               <w:r>
                 <w:rPr>
                   <w:rFonts w:ascii="Arial" w:cs="Arial" w:eastAsia="Arial" w:hAnsi="Arial"/>
@@ -13663,7 +13665,7 @@
               <w:spacing w:after="10" w:before="0"/>
               <w:ind w:left="120"/>
             </w:pPr>
-            <w:hyperlink w:history="1" r:id="rIduioxgu3ou1w0bury7or6p">
+            <w:hyperlink w:history="1" r:id="rIdrgnmd6hkemimnbaduhq9s">
               <w:r>
                 <w:rPr>
                   <w:rFonts w:ascii="Arial" w:cs="Arial" w:eastAsia="Arial" w:hAnsi="Arial"/>
@@ -13679,7 +13681,7 @@
         </w:tc>
         <w:tc>
           <w:tcPr>
-            <w:tcW w:type="dxa" w:w="2556"/>
+            <w:tcW w:type="dxa" w:w="3324"/>
             <w:shd w:fill="FFFFFF" w:color="auto" w:val="clear"/>
             <w:tcMar>
               <w:top w:type="dxa" w:w="60"/>
@@ -13730,7 +13732,7 @@
         </w:tc>
         <w:tc>
           <w:tcPr>
-            <w:tcW w:type="dxa" w:w="2556"/>
+            <w:tcW w:type="dxa" w:w="2300"/>
             <w:shd w:fill="F2F2F2" w:color="auto" w:val="clear"/>
             <w:tcMar>
               <w:top w:type="dxa" w:w="60"/>
@@ -13762,7 +13764,7 @@
         </w:tc>
         <w:tc>
           <w:tcPr>
-            <w:tcW w:type="dxa" w:w="2556"/>
+            <w:tcW w:type="dxa" w:w="2300"/>
             <w:shd w:fill="FFFFFF" w:color="auto" w:val="clear"/>
             <w:tcMar>
               <w:top w:type="dxa" w:w="60"/>
@@ -13828,7 +13830,7 @@
         </w:tc>
         <w:tc>
           <w:tcPr>
-            <w:tcW w:type="dxa" w:w="2556"/>
+            <w:tcW w:type="dxa" w:w="2300"/>
             <w:shd w:fill="FFFFFF" w:color="auto" w:val="clear"/>
             <w:tcMar>
               <w:top w:type="dxa" w:w="60"/>
@@ -14023,7 +14025,7 @@
             <w:pPr>
               <w:spacing w:after="20" w:before="0"/>
             </w:pPr>
-            <w:hyperlink w:history="1" r:id="rIdruxt4nb9_pvtdfdzddynq">
+            <w:hyperlink w:history="1" r:id="rIdreuhk5ikdcwixgqggxssm">
               <w:r>
                 <w:rPr>
                   <w:rFonts w:ascii="Arial" w:cs="Arial" w:eastAsia="Arial" w:hAnsi="Arial"/>
@@ -14056,7 +14058,7 @@
               <w:spacing w:after="10" w:before="0"/>
               <w:ind w:left="120"/>
             </w:pPr>
-            <w:hyperlink w:history="1" r:id="rIdrxrptn_wrli2hfg69tyl3">
+            <w:hyperlink w:history="1" r:id="rIdd4jcttbx55mleloirnpav">
               <w:r>
                 <w:rPr>
                   <w:rFonts w:ascii="Arial" w:cs="Arial" w:eastAsia="Arial" w:hAnsi="Arial"/>
@@ -14101,7 +14103,7 @@
             <w:pPr>
               <w:spacing w:after="20" w:before="0"/>
             </w:pPr>
-            <w:hyperlink w:history="1" r:id="rIdoaffhil65w25nrhzxzyl5">
+            <w:hyperlink w:history="1" r:id="rIdrxwtamx1paecbqufr4pbf">
               <w:r>
                 <w:rPr>
                   <w:rFonts w:ascii="Arial" w:cs="Arial" w:eastAsia="Arial" w:hAnsi="Arial"/>
@@ -14134,7 +14136,7 @@
               <w:spacing w:after="10" w:before="0"/>
               <w:ind w:left="120"/>
             </w:pPr>
-            <w:hyperlink w:history="1" r:id="rIdvsruubha0gu-angqju_ei">
+            <w:hyperlink w:history="1" r:id="rIdczev3fcrfarglelqyekm2">
               <w:r>
                 <w:rPr>
                   <w:rFonts w:ascii="Arial" w:cs="Arial" w:eastAsia="Arial" w:hAnsi="Arial"/>
@@ -14150,7 +14152,7 @@
         </w:tc>
         <w:tc>
           <w:tcPr>
-            <w:tcW w:type="dxa" w:w="2556"/>
+            <w:tcW w:type="dxa" w:w="3324"/>
             <w:shd w:fill="FFFFFF" w:color="auto" w:val="clear"/>
             <w:tcMar>
               <w:top w:type="dxa" w:w="60"/>
@@ -14201,7 +14203,7 @@
         </w:tc>
         <w:tc>
           <w:tcPr>
-            <w:tcW w:type="dxa" w:w="2556"/>
+            <w:tcW w:type="dxa" w:w="2300"/>
             <w:shd w:fill="F2F2F2" w:color="auto" w:val="clear"/>
             <w:tcMar>
               <w:top w:type="dxa" w:w="60"/>
@@ -14233,7 +14235,7 @@
         </w:tc>
         <w:tc>
           <w:tcPr>
-            <w:tcW w:type="dxa" w:w="2556"/>
+            <w:tcW w:type="dxa" w:w="2300"/>
             <w:shd w:fill="FFFFFF" w:color="auto" w:val="clear"/>
             <w:tcMar>
               <w:top w:type="dxa" w:w="60"/>
@@ -14299,7 +14301,7 @@
         </w:tc>
         <w:tc>
           <w:tcPr>
-            <w:tcW w:type="dxa" w:w="2556"/>
+            <w:tcW w:type="dxa" w:w="2300"/>
             <w:shd w:fill="FFFFFF" w:color="auto" w:val="clear"/>
             <w:tcMar>
               <w:top w:type="dxa" w:w="60"/>
@@ -14361,7 +14363,7 @@
             <w:pPr>
               <w:spacing w:after="20" w:before="0"/>
             </w:pPr>
-            <w:hyperlink w:history="1" r:id="rIdrts9oiiwkcz-k5w8tonti">
+            <w:hyperlink w:history="1" r:id="rIdbk4siacptjtzonrkdltyh">
               <w:r>
                 <w:rPr>
                   <w:rFonts w:ascii="Arial" w:cs="Arial" w:eastAsia="Arial" w:hAnsi="Arial"/>
@@ -14394,7 +14396,7 @@
               <w:spacing w:after="10" w:before="0"/>
               <w:ind w:left="120"/>
             </w:pPr>
-            <w:hyperlink w:history="1" r:id="rIdxlqar1sm-a6xy3gpztpbw">
+            <w:hyperlink w:history="1" r:id="rIdeqeu_eedy-o79xeeffqjz">
               <w:r>
                 <w:rPr>
                   <w:rFonts w:ascii="Arial" w:cs="Arial" w:eastAsia="Arial" w:hAnsi="Arial"/>
@@ -14439,7 +14441,7 @@
             <w:pPr>
               <w:spacing w:after="20" w:before="0"/>
             </w:pPr>
-            <w:hyperlink w:history="1" r:id="rIdqc9kd9j_pbtzuyxzoxhjc">
+            <w:hyperlink w:history="1" r:id="rIdwnppe8-7mcu4lj7y2nne3">
               <w:r>
                 <w:rPr>
                   <w:rFonts w:ascii="Arial" w:cs="Arial" w:eastAsia="Arial" w:hAnsi="Arial"/>
@@ -14472,7 +14474,7 @@
               <w:spacing w:after="10" w:before="0"/>
               <w:ind w:left="120"/>
             </w:pPr>
-            <w:hyperlink w:history="1" r:id="rIdhbfo9il5wngnswe83v10o">
+            <w:hyperlink w:history="1" r:id="rId5jliwxm_qghwtcucc3g7z">
               <w:r>
                 <w:rPr>
                   <w:rFonts w:ascii="Arial" w:cs="Arial" w:eastAsia="Arial" w:hAnsi="Arial"/>
@@ -14488,7 +14490,7 @@
         </w:tc>
         <w:tc>
           <w:tcPr>
-            <w:tcW w:type="dxa" w:w="2556"/>
+            <w:tcW w:type="dxa" w:w="3324"/>
             <w:shd w:fill="FFFFFF" w:color="auto" w:val="clear"/>
             <w:tcMar>
               <w:top w:type="dxa" w:w="60"/>
@@ -14520,7 +14522,7 @@
         </w:tc>
         <w:tc>
           <w:tcPr>
-            <w:tcW w:type="dxa" w:w="2556"/>
+            <w:tcW w:type="dxa" w:w="2300"/>
             <w:shd w:fill="F2F2F2" w:color="auto" w:val="clear"/>
             <w:tcMar>
               <w:top w:type="dxa" w:w="60"/>
@@ -14552,7 +14554,7 @@
         </w:tc>
         <w:tc>
           <w:tcPr>
-            <w:tcW w:type="dxa" w:w="2556"/>
+            <w:tcW w:type="dxa" w:w="2300"/>
             <w:shd w:fill="FFFFFF" w:color="auto" w:val="clear"/>
             <w:tcMar>
               <w:top w:type="dxa" w:w="60"/>
@@ -14618,7 +14620,7 @@
         </w:tc>
         <w:tc>
           <w:tcPr>
-            <w:tcW w:type="dxa" w:w="2556"/>
+            <w:tcW w:type="dxa" w:w="2300"/>
             <w:shd w:fill="FFFFFF" w:color="auto" w:val="clear"/>
             <w:tcMar>
               <w:top w:type="dxa" w:w="60"/>
@@ -14680,7 +14682,7 @@
             <w:pPr>
               <w:spacing w:after="20" w:before="0"/>
             </w:pPr>
-            <w:hyperlink w:history="1" r:id="rIdofm3uoto6bnwrmuhszab2">
+            <w:hyperlink w:history="1" r:id="rIdft5jgxraonh5khicmesoy">
               <w:r>
                 <w:rPr>
                   <w:rFonts w:ascii="Arial" w:cs="Arial" w:eastAsia="Arial" w:hAnsi="Arial"/>
@@ -14713,7 +14715,7 @@
               <w:spacing w:after="10" w:before="0"/>
               <w:ind w:left="120"/>
             </w:pPr>
-            <w:hyperlink w:history="1" r:id="rId-m-a7yutokagc_drjta3t">
+            <w:hyperlink w:history="1" r:id="rIdcdvvygq-gnklj-9nucqeb">
               <w:r>
                 <w:rPr>
                   <w:rFonts w:ascii="Arial" w:cs="Arial" w:eastAsia="Arial" w:hAnsi="Arial"/>
@@ -14758,7 +14760,7 @@
             <w:pPr>
               <w:spacing w:after="20" w:before="0"/>
             </w:pPr>
-            <w:hyperlink w:history="1" r:id="rId5fn7lqryjh0soxuwhbp7h">
+            <w:hyperlink w:history="1" r:id="rIdzyj5zzoleotwjnbqmeyw7">
               <w:r>
                 <w:rPr>
                   <w:rFonts w:ascii="Arial" w:cs="Arial" w:eastAsia="Arial" w:hAnsi="Arial"/>
@@ -14791,7 +14793,7 @@
               <w:spacing w:after="10" w:before="0"/>
               <w:ind w:left="120"/>
             </w:pPr>
-            <w:hyperlink w:history="1" r:id="rIdkizuk38dcmamovwyc7eqx">
+            <w:hyperlink w:history="1" r:id="rIdh2rv3ai8v4h9bkwwbzsfg">
               <w:r>
                 <w:rPr>
                   <w:rFonts w:ascii="Arial" w:cs="Arial" w:eastAsia="Arial" w:hAnsi="Arial"/>
@@ -14807,7 +14809,7 @@
         </w:tc>
         <w:tc>
           <w:tcPr>
-            <w:tcW w:type="dxa" w:w="2556"/>
+            <w:tcW w:type="dxa" w:w="3324"/>
             <w:shd w:fill="FFFFFF" w:color="auto" w:val="clear"/>
             <w:tcMar>
               <w:top w:type="dxa" w:w="60"/>
@@ -14839,7 +14841,7 @@
         </w:tc>
         <w:tc>
           <w:tcPr>
-            <w:tcW w:type="dxa" w:w="2556"/>
+            <w:tcW w:type="dxa" w:w="2300"/>
             <w:shd w:fill="F2F2F2" w:color="auto" w:val="clear"/>
             <w:tcMar>
               <w:top w:type="dxa" w:w="60"/>
@@ -14871,7 +14873,7 @@
         </w:tc>
         <w:tc>
           <w:tcPr>
-            <w:tcW w:type="dxa" w:w="2556"/>
+            <w:tcW w:type="dxa" w:w="2300"/>
             <w:shd w:fill="FFFFFF" w:color="auto" w:val="clear"/>
             <w:tcMar>
               <w:top w:type="dxa" w:w="60"/>
@@ -16410,11 +16412,11 @@
       </w:tblPr>
       <w:tblGrid>
         <w:gridCol w:w="900"/>
+        <w:gridCol w:w="2300"/>
         <w:gridCol w:w="2556"/>
-        <w:gridCol w:w="2556"/>
-        <w:gridCol w:w="2556"/>
-        <w:gridCol w:w="2556"/>
-        <w:gridCol w:w="2556"/>
+        <w:gridCol w:w="3324"/>
+        <w:gridCol w:w="2300"/>
+        <w:gridCol w:w="2300"/>
       </w:tblGrid>
       <w:tr>
         <w:tc>
@@ -16486,7 +16488,7 @@
         </w:tc>
         <w:tc>
           <w:tcPr>
-            <w:tcW w:type="dxa" w:w="2556"/>
+            <w:tcW w:type="dxa" w:w="2300"/>
             <w:shd w:fill="2E75B6" w:color="auto" w:val="clear"/>
             <w:tcMar>
               <w:top w:type="dxa" w:w="60"/>
@@ -16550,7 +16552,7 @@
         </w:tc>
         <w:tc>
           <w:tcPr>
-            <w:tcW w:type="dxa" w:w="2556"/>
+            <w:tcW w:type="dxa" w:w="3324"/>
             <w:shd w:fill="2E75B6" w:color="auto" w:val="clear"/>
             <w:tcMar>
               <w:top w:type="dxa" w:w="60"/>
@@ -16582,7 +16584,7 @@
         </w:tc>
         <w:tc>
           <w:tcPr>
-            <w:tcW w:type="dxa" w:w="2556"/>
+            <w:tcW w:type="dxa" w:w="2300"/>
             <w:shd w:fill="1F6B75" w:color="auto" w:val="clear"/>
             <w:tcMar>
               <w:top w:type="dxa" w:w="60"/>
@@ -16614,7 +16616,7 @@
         </w:tc>
         <w:tc>
           <w:tcPr>
-            <w:tcW w:type="dxa" w:w="2556"/>
+            <w:tcW w:type="dxa" w:w="2300"/>
             <w:shd w:fill="2E75B6" w:color="auto" w:val="clear"/>
             <w:tcMar>
               <w:top w:type="dxa" w:w="60"/>
@@ -16680,7 +16682,7 @@
         </w:tc>
         <w:tc>
           <w:tcPr>
-            <w:tcW w:type="dxa" w:w="2556"/>
+            <w:tcW w:type="dxa" w:w="2300"/>
             <w:shd w:fill="FFFFFF" w:color="auto" w:val="clear"/>
             <w:tcMar>
               <w:top w:type="dxa" w:w="60"/>
@@ -16742,7 +16744,7 @@
             <w:pPr>
               <w:spacing w:after="20" w:before="0"/>
             </w:pPr>
-            <w:hyperlink w:history="1" r:id="rId0s9vovmcip6fmihibvnqd">
+            <w:hyperlink w:history="1" r:id="rIdd_jt5-lvv2skfbbyrex-z">
               <w:r>
                 <w:rPr>
                   <w:rFonts w:ascii="Arial" w:cs="Arial" w:eastAsia="Arial" w:hAnsi="Arial"/>
@@ -16775,7 +16777,7 @@
               <w:spacing w:after="10" w:before="0"/>
               <w:ind w:left="120"/>
             </w:pPr>
-            <w:hyperlink w:history="1" r:id="rIduscfmbaoagdxqf--qhlsa">
+            <w:hyperlink w:history="1" r:id="rIdrctfqun8l23ai2amxgfyr">
               <w:r>
                 <w:rPr>
                   <w:rFonts w:ascii="Arial" w:cs="Arial" w:eastAsia="Arial" w:hAnsi="Arial"/>
@@ -16820,7 +16822,7 @@
             <w:pPr>
               <w:spacing w:after="20" w:before="0"/>
             </w:pPr>
-            <w:hyperlink w:history="1" r:id="rId483trpsm-hlhisfmgtcey">
+            <w:hyperlink w:history="1" r:id="rIdfp2u0za3u8wudmztl3pc-">
               <w:r>
                 <w:rPr>
                   <w:rFonts w:ascii="Arial" w:cs="Arial" w:eastAsia="Arial" w:hAnsi="Arial"/>
@@ -16853,7 +16855,7 @@
               <w:spacing w:after="10" w:before="0"/>
               <w:ind w:left="120"/>
             </w:pPr>
-            <w:hyperlink w:history="1" r:id="rIdszb9aepmkq7erlc3ins2-">
+            <w:hyperlink w:history="1" r:id="rIdforrq4adm6cqc8qiik-d_">
               <w:r>
                 <w:rPr>
                   <w:rFonts w:ascii="Arial" w:cs="Arial" w:eastAsia="Arial" w:hAnsi="Arial"/>
@@ -16869,7 +16871,7 @@
         </w:tc>
         <w:tc>
           <w:tcPr>
-            <w:tcW w:type="dxa" w:w="2556"/>
+            <w:tcW w:type="dxa" w:w="3324"/>
             <w:shd w:fill="FFFFFF" w:color="auto" w:val="clear"/>
             <w:tcMar>
               <w:top w:type="dxa" w:w="60"/>
@@ -16920,7 +16922,7 @@
         </w:tc>
         <w:tc>
           <w:tcPr>
-            <w:tcW w:type="dxa" w:w="2556"/>
+            <w:tcW w:type="dxa" w:w="2300"/>
             <w:shd w:fill="F2F2F2" w:color="auto" w:val="clear"/>
             <w:tcMar>
               <w:top w:type="dxa" w:w="60"/>
@@ -16952,7 +16954,7 @@
         </w:tc>
         <w:tc>
           <w:tcPr>
-            <w:tcW w:type="dxa" w:w="2556"/>
+            <w:tcW w:type="dxa" w:w="2300"/>
             <w:shd w:fill="FFFFFF" w:color="auto" w:val="clear"/>
             <w:tcMar>
               <w:top w:type="dxa" w:w="60"/>
@@ -17018,7 +17020,7 @@
         </w:tc>
         <w:tc>
           <w:tcPr>
-            <w:tcW w:type="dxa" w:w="2556"/>
+            <w:tcW w:type="dxa" w:w="2300"/>
             <w:shd w:fill="FFFFFF" w:color="auto" w:val="clear"/>
             <w:tcMar>
               <w:top w:type="dxa" w:w="60"/>
@@ -17257,7 +17259,7 @@
             <w:pPr>
               <w:spacing w:after="20" w:before="0"/>
             </w:pPr>
-            <w:hyperlink w:history="1" r:id="rId258jq3nglbeb48kd10iyv">
+            <w:hyperlink w:history="1" r:id="rIdketcnazrisdk0mnf33sdv">
               <w:r>
                 <w:rPr>
                   <w:rFonts w:ascii="Arial" w:cs="Arial" w:eastAsia="Arial" w:hAnsi="Arial"/>
@@ -17290,7 +17292,7 @@
               <w:spacing w:after="10" w:before="0"/>
               <w:ind w:left="120"/>
             </w:pPr>
-            <w:hyperlink w:history="1" r:id="rIdjwyws1l5i6dxizwduuxp7">
+            <w:hyperlink w:history="1" r:id="rIdd8eigybhzsa5xazu4dxq1">
               <w:r>
                 <w:rPr>
                   <w:rFonts w:ascii="Arial" w:cs="Arial" w:eastAsia="Arial" w:hAnsi="Arial"/>
@@ -17335,7 +17337,7 @@
             <w:pPr>
               <w:spacing w:after="20" w:before="0"/>
             </w:pPr>
-            <w:hyperlink w:history="1" r:id="rIdcpvircfbh_hlqqbx7wne8">
+            <w:hyperlink w:history="1" r:id="rId9pvsanryv1c8jm4nsrqvn">
               <w:r>
                 <w:rPr>
                   <w:rFonts w:ascii="Arial" w:cs="Arial" w:eastAsia="Arial" w:hAnsi="Arial"/>
@@ -17368,7 +17370,7 @@
               <w:spacing w:after="10" w:before="0"/>
               <w:ind w:left="120"/>
             </w:pPr>
-            <w:hyperlink w:history="1" r:id="rIdutjukmtprnljy3vzvav40">
+            <w:hyperlink w:history="1" r:id="rIdmnsms7ot6zj3jipcmuim-">
               <w:r>
                 <w:rPr>
                   <w:rFonts w:ascii="Arial" w:cs="Arial" w:eastAsia="Arial" w:hAnsi="Arial"/>
@@ -17384,7 +17386,7 @@
         </w:tc>
         <w:tc>
           <w:tcPr>
-            <w:tcW w:type="dxa" w:w="2556"/>
+            <w:tcW w:type="dxa" w:w="3324"/>
             <w:shd w:fill="FFFFFF" w:color="auto" w:val="clear"/>
             <w:tcMar>
               <w:top w:type="dxa" w:w="60"/>
@@ -17435,7 +17437,7 @@
         </w:tc>
         <w:tc>
           <w:tcPr>
-            <w:tcW w:type="dxa" w:w="2556"/>
+            <w:tcW w:type="dxa" w:w="2300"/>
             <w:shd w:fill="F2F2F2" w:color="auto" w:val="clear"/>
             <w:tcMar>
               <w:top w:type="dxa" w:w="60"/>
@@ -17467,7 +17469,7 @@
         </w:tc>
         <w:tc>
           <w:tcPr>
-            <w:tcW w:type="dxa" w:w="2556"/>
+            <w:tcW w:type="dxa" w:w="2300"/>
             <w:shd w:fill="FFFFFF" w:color="auto" w:val="clear"/>
             <w:tcMar>
               <w:top w:type="dxa" w:w="60"/>
@@ -17533,7 +17535,7 @@
         </w:tc>
         <w:tc>
           <w:tcPr>
-            <w:tcW w:type="dxa" w:w="2556"/>
+            <w:tcW w:type="dxa" w:w="2300"/>
             <w:shd w:fill="FFFFFF" w:color="auto" w:val="clear"/>
             <w:tcMar>
               <w:top w:type="dxa" w:w="60"/>
@@ -17826,7 +17828,7 @@
             <w:pPr>
               <w:spacing w:after="20" w:before="0"/>
             </w:pPr>
-            <w:hyperlink w:history="1" r:id="rIdln_wg75wmhbzesfvyiil8">
+            <w:hyperlink w:history="1" r:id="rIdrcpvi4e3q2jsigtlyvjeg">
               <w:r>
                 <w:rPr>
                   <w:rFonts w:ascii="Arial" w:cs="Arial" w:eastAsia="Arial" w:hAnsi="Arial"/>
@@ -17859,7 +17861,7 @@
               <w:spacing w:after="10" w:before="0"/>
               <w:ind w:left="120"/>
             </w:pPr>
-            <w:hyperlink w:history="1" r:id="rIdq-dtv3czxwr9sb7yvfe4_">
+            <w:hyperlink w:history="1" r:id="rIdvunkl4y3opcft3lrhb-jl">
               <w:r>
                 <w:rPr>
                   <w:rFonts w:ascii="Arial" w:cs="Arial" w:eastAsia="Arial" w:hAnsi="Arial"/>
@@ -17904,7 +17906,7 @@
             <w:pPr>
               <w:spacing w:after="20" w:before="0"/>
             </w:pPr>
-            <w:hyperlink w:history="1" r:id="rIdlipykmpvjebv9v7iasi9k">
+            <w:hyperlink w:history="1" r:id="rId4aor4ztavtwpscy5m5sw5">
               <w:r>
                 <w:rPr>
                   <w:rFonts w:ascii="Arial" w:cs="Arial" w:eastAsia="Arial" w:hAnsi="Arial"/>
@@ -17937,7 +17939,7 @@
               <w:spacing w:after="10" w:before="0"/>
               <w:ind w:left="120"/>
             </w:pPr>
-            <w:hyperlink w:history="1" r:id="rIdclsey-vmcjvr1ovwq-77p">
+            <w:hyperlink w:history="1" r:id="rIdv-rxebs5iiwnudxjujn54">
               <w:r>
                 <w:rPr>
                   <w:rFonts w:ascii="Arial" w:cs="Arial" w:eastAsia="Arial" w:hAnsi="Arial"/>
@@ -17953,7 +17955,7 @@
         </w:tc>
         <w:tc>
           <w:tcPr>
-            <w:tcW w:type="dxa" w:w="2556"/>
+            <w:tcW w:type="dxa" w:w="3324"/>
             <w:shd w:fill="FFFFFF" w:color="auto" w:val="clear"/>
             <w:tcMar>
               <w:top w:type="dxa" w:w="60"/>
@@ -18004,7 +18006,7 @@
         </w:tc>
         <w:tc>
           <w:tcPr>
-            <w:tcW w:type="dxa" w:w="2556"/>
+            <w:tcW w:type="dxa" w:w="2300"/>
             <w:shd w:fill="F2F2F2" w:color="auto" w:val="clear"/>
             <w:tcMar>
               <w:top w:type="dxa" w:w="60"/>
@@ -18036,7 +18038,7 @@
         </w:tc>
         <w:tc>
           <w:tcPr>
-            <w:tcW w:type="dxa" w:w="2556"/>
+            <w:tcW w:type="dxa" w:w="2300"/>
             <w:shd w:fill="FFFFFF" w:color="auto" w:val="clear"/>
             <w:tcMar>
               <w:top w:type="dxa" w:w="60"/>
@@ -18102,7 +18104,7 @@
         </w:tc>
         <w:tc>
           <w:tcPr>
-            <w:tcW w:type="dxa" w:w="2556"/>
+            <w:tcW w:type="dxa" w:w="2300"/>
             <w:shd w:fill="FFFFFF" w:color="auto" w:val="clear"/>
             <w:tcMar>
               <w:top w:type="dxa" w:w="60"/>
@@ -18164,7 +18166,7 @@
             <w:pPr>
               <w:spacing w:after="20" w:before="0"/>
             </w:pPr>
-            <w:hyperlink w:history="1" r:id="rId0zw2nmuy9roczpqkth_fb">
+            <w:hyperlink w:history="1" r:id="rIdup01y9ngxeiw4jnxz2er4">
               <w:r>
                 <w:rPr>
                   <w:rFonts w:ascii="Arial" w:cs="Arial" w:eastAsia="Arial" w:hAnsi="Arial"/>
@@ -18197,7 +18199,7 @@
               <w:spacing w:after="10" w:before="0"/>
               <w:ind w:left="120"/>
             </w:pPr>
-            <w:hyperlink w:history="1" r:id="rIdyusglaiktxab5drcesqi-">
+            <w:hyperlink w:history="1" r:id="rIdjzivu9-qj20oouuw8weft">
               <w:r>
                 <w:rPr>
                   <w:rFonts w:ascii="Arial" w:cs="Arial" w:eastAsia="Arial" w:hAnsi="Arial"/>
@@ -18242,7 +18244,7 @@
             <w:pPr>
               <w:spacing w:after="20" w:before="0"/>
             </w:pPr>
-            <w:hyperlink w:history="1" r:id="rIdabdht_s48t1ss8pskvpyy">
+            <w:hyperlink w:history="1" r:id="rId0n61bwjdzm5nzo4bsptxl">
               <w:r>
                 <w:rPr>
                   <w:rFonts w:ascii="Arial" w:cs="Arial" w:eastAsia="Arial" w:hAnsi="Arial"/>
@@ -18275,7 +18277,7 @@
               <w:spacing w:after="10" w:before="0"/>
               <w:ind w:left="120"/>
             </w:pPr>
-            <w:hyperlink w:history="1" r:id="rIdjf_dehe4cit-2u4gd4f_t">
+            <w:hyperlink w:history="1" r:id="rIddg-eia8gl5w6g1zgtzk2d">
               <w:r>
                 <w:rPr>
                   <w:rFonts w:ascii="Arial" w:cs="Arial" w:eastAsia="Arial" w:hAnsi="Arial"/>
@@ -18291,7 +18293,7 @@
         </w:tc>
         <w:tc>
           <w:tcPr>
-            <w:tcW w:type="dxa" w:w="2556"/>
+            <w:tcW w:type="dxa" w:w="3324"/>
             <w:shd w:fill="FFFFFF" w:color="auto" w:val="clear"/>
             <w:tcMar>
               <w:top w:type="dxa" w:w="60"/>
@@ -18323,7 +18325,7 @@
         </w:tc>
         <w:tc>
           <w:tcPr>
-            <w:tcW w:type="dxa" w:w="2556"/>
+            <w:tcW w:type="dxa" w:w="2300"/>
             <w:shd w:fill="F2F2F2" w:color="auto" w:val="clear"/>
             <w:tcMar>
               <w:top w:type="dxa" w:w="60"/>
@@ -18355,7 +18357,7 @@
         </w:tc>
         <w:tc>
           <w:tcPr>
-            <w:tcW w:type="dxa" w:w="2556"/>
+            <w:tcW w:type="dxa" w:w="2300"/>
             <w:shd w:fill="FFFFFF" w:color="auto" w:val="clear"/>
             <w:tcMar>
               <w:top w:type="dxa" w:w="60"/>
@@ -18421,7 +18423,7 @@
         </w:tc>
         <w:tc>
           <w:tcPr>
-            <w:tcW w:type="dxa" w:w="2556"/>
+            <w:tcW w:type="dxa" w:w="2300"/>
             <w:shd w:fill="FFFFFF" w:color="auto" w:val="clear"/>
             <w:tcMar>
               <w:top w:type="dxa" w:w="60"/>
@@ -18483,7 +18485,7 @@
             <w:pPr>
               <w:spacing w:after="20" w:before="0"/>
             </w:pPr>
-            <w:hyperlink w:history="1" r:id="rIdjf8dr21go7sgssidxtwnn">
+            <w:hyperlink w:history="1" r:id="rIdnxoktorukzkxdnkvlwpkq">
               <w:r>
                 <w:rPr>
                   <w:rFonts w:ascii="Arial" w:cs="Arial" w:eastAsia="Arial" w:hAnsi="Arial"/>
@@ -18516,7 +18518,7 @@
               <w:spacing w:after="10" w:before="0"/>
               <w:ind w:left="120"/>
             </w:pPr>
-            <w:hyperlink w:history="1" r:id="rIdxjii_fcytcnsytmeeharx">
+            <w:hyperlink w:history="1" r:id="rIdtbc6nnlhlmogsqqeoblrw">
               <w:r>
                 <w:rPr>
                   <w:rFonts w:ascii="Arial" w:cs="Arial" w:eastAsia="Arial" w:hAnsi="Arial"/>
@@ -18561,7 +18563,7 @@
             <w:pPr>
               <w:spacing w:after="20" w:before="0"/>
             </w:pPr>
-            <w:hyperlink w:history="1" r:id="rIdbnk7jt3ngbawsjdgr6oau">
+            <w:hyperlink w:history="1" r:id="rIdrzwblpspqj8_3mw84j2ob">
               <w:r>
                 <w:rPr>
                   <w:rFonts w:ascii="Arial" w:cs="Arial" w:eastAsia="Arial" w:hAnsi="Arial"/>
@@ -18594,7 +18596,7 @@
               <w:spacing w:after="10" w:before="0"/>
               <w:ind w:left="120"/>
             </w:pPr>
-            <w:hyperlink w:history="1" r:id="rIda4g9iwya3uswlgmhw_ywn">
+            <w:hyperlink w:history="1" r:id="rIdpc8iz9hz8h6xi97rvxi2t">
               <w:r>
                 <w:rPr>
                   <w:rFonts w:ascii="Arial" w:cs="Arial" w:eastAsia="Arial" w:hAnsi="Arial"/>
@@ -18610,7 +18612,7 @@
         </w:tc>
         <w:tc>
           <w:tcPr>
-            <w:tcW w:type="dxa" w:w="2556"/>
+            <w:tcW w:type="dxa" w:w="3324"/>
             <w:shd w:fill="FFFFFF" w:color="auto" w:val="clear"/>
             <w:tcMar>
               <w:top w:type="dxa" w:w="60"/>
@@ -18642,7 +18644,7 @@
         </w:tc>
         <w:tc>
           <w:tcPr>
-            <w:tcW w:type="dxa" w:w="2556"/>
+            <w:tcW w:type="dxa" w:w="2300"/>
             <w:shd w:fill="F2F2F2" w:color="auto" w:val="clear"/>
             <w:tcMar>
               <w:top w:type="dxa" w:w="60"/>
@@ -18674,7 +18676,7 @@
         </w:tc>
         <w:tc>
           <w:tcPr>
-            <w:tcW w:type="dxa" w:w="2556"/>
+            <w:tcW w:type="dxa" w:w="2300"/>
             <w:shd w:fill="FFFFFF" w:color="auto" w:val="clear"/>
             <w:tcMar>
               <w:top w:type="dxa" w:w="60"/>
@@ -20175,11 +20177,11 @@
       </w:tblPr>
       <w:tblGrid>
         <w:gridCol w:w="900"/>
+        <w:gridCol w:w="2300"/>
         <w:gridCol w:w="2556"/>
-        <w:gridCol w:w="2556"/>
-        <w:gridCol w:w="2556"/>
-        <w:gridCol w:w="2556"/>
-        <w:gridCol w:w="2556"/>
+        <w:gridCol w:w="3324"/>
+        <w:gridCol w:w="2300"/>
+        <w:gridCol w:w="2300"/>
       </w:tblGrid>
       <w:tr>
         <w:tc>
@@ -20251,7 +20253,7 @@
         </w:tc>
         <w:tc>
           <w:tcPr>
-            <w:tcW w:type="dxa" w:w="2556"/>
+            <w:tcW w:type="dxa" w:w="2300"/>
             <w:shd w:fill="2E75B6" w:color="auto" w:val="clear"/>
             <w:tcMar>
               <w:top w:type="dxa" w:w="60"/>
@@ -20315,7 +20317,7 @@
         </w:tc>
         <w:tc>
           <w:tcPr>
-            <w:tcW w:type="dxa" w:w="2556"/>
+            <w:tcW w:type="dxa" w:w="3324"/>
             <w:shd w:fill="2E75B6" w:color="auto" w:val="clear"/>
             <w:tcMar>
               <w:top w:type="dxa" w:w="60"/>
@@ -20347,7 +20349,7 @@
         </w:tc>
         <w:tc>
           <w:tcPr>
-            <w:tcW w:type="dxa" w:w="2556"/>
+            <w:tcW w:type="dxa" w:w="2300"/>
             <w:shd w:fill="1F6B75" w:color="auto" w:val="clear"/>
             <w:tcMar>
               <w:top w:type="dxa" w:w="60"/>
@@ -20379,7 +20381,7 @@
         </w:tc>
         <w:tc>
           <w:tcPr>
-            <w:tcW w:type="dxa" w:w="2556"/>
+            <w:tcW w:type="dxa" w:w="2300"/>
             <w:shd w:fill="2E75B6" w:color="auto" w:val="clear"/>
             <w:tcMar>
               <w:top w:type="dxa" w:w="60"/>
@@ -20445,7 +20447,7 @@
         </w:tc>
         <w:tc>
           <w:tcPr>
-            <w:tcW w:type="dxa" w:w="2556"/>
+            <w:tcW w:type="dxa" w:w="2300"/>
             <w:shd w:fill="FFFFFF" w:color="auto" w:val="clear"/>
             <w:tcMar>
               <w:top w:type="dxa" w:w="60"/>
@@ -20507,7 +20509,7 @@
             <w:pPr>
               <w:spacing w:after="20" w:before="0"/>
             </w:pPr>
-            <w:hyperlink w:history="1" r:id="rIdifueteik8j8ughl32skl0">
+            <w:hyperlink w:history="1" r:id="rIdfw9-hmmyyffamkxe8ddzm">
               <w:r>
                 <w:rPr>
                   <w:rFonts w:ascii="Arial" w:cs="Arial" w:eastAsia="Arial" w:hAnsi="Arial"/>
@@ -20540,7 +20542,7 @@
               <w:spacing w:after="10" w:before="0"/>
               <w:ind w:left="120"/>
             </w:pPr>
-            <w:hyperlink w:history="1" r:id="rIdn3df34pqlejffkibmppdp">
+            <w:hyperlink w:history="1" r:id="rIdun6afuxykk_8ufdovejch">
               <w:r>
                 <w:rPr>
                   <w:rFonts w:ascii="Arial" w:cs="Arial" w:eastAsia="Arial" w:hAnsi="Arial"/>
@@ -20585,7 +20587,7 @@
             <w:pPr>
               <w:spacing w:after="20" w:before="0"/>
             </w:pPr>
-            <w:hyperlink w:history="1" r:id="rIdccgaphkpylz8dz_bvvjzd">
+            <w:hyperlink w:history="1" r:id="rIdaepzbdzzr6gjumrrzfpba">
               <w:r>
                 <w:rPr>
                   <w:rFonts w:ascii="Arial" w:cs="Arial" w:eastAsia="Arial" w:hAnsi="Arial"/>
@@ -20618,7 +20620,7 @@
               <w:spacing w:after="10" w:before="0"/>
               <w:ind w:left="120"/>
             </w:pPr>
-            <w:hyperlink w:history="1" r:id="rIdq6xw9yg2cnilb1gpimwsk">
+            <w:hyperlink w:history="1" r:id="rIdqp46c5iz2gkqkygbmjfda">
               <w:r>
                 <w:rPr>
                   <w:rFonts w:ascii="Arial" w:cs="Arial" w:eastAsia="Arial" w:hAnsi="Arial"/>
@@ -20634,7 +20636,7 @@
         </w:tc>
         <w:tc>
           <w:tcPr>
-            <w:tcW w:type="dxa" w:w="2556"/>
+            <w:tcW w:type="dxa" w:w="3324"/>
             <w:shd w:fill="FFFFFF" w:color="auto" w:val="clear"/>
             <w:tcMar>
               <w:top w:type="dxa" w:w="60"/>
@@ -20666,7 +20668,7 @@
         </w:tc>
         <w:tc>
           <w:tcPr>
-            <w:tcW w:type="dxa" w:w="2556"/>
+            <w:tcW w:type="dxa" w:w="2300"/>
             <w:shd w:fill="F2F2F2" w:color="auto" w:val="clear"/>
             <w:tcMar>
               <w:top w:type="dxa" w:w="60"/>
@@ -20698,7 +20700,7 @@
         </w:tc>
         <w:tc>
           <w:tcPr>
-            <w:tcW w:type="dxa" w:w="2556"/>
+            <w:tcW w:type="dxa" w:w="2300"/>
             <w:shd w:fill="FFFFFF" w:color="auto" w:val="clear"/>
             <w:tcMar>
               <w:top w:type="dxa" w:w="60"/>
@@ -20764,7 +20766,7 @@
         </w:tc>
         <w:tc>
           <w:tcPr>
-            <w:tcW w:type="dxa" w:w="2556"/>
+            <w:tcW w:type="dxa" w:w="2300"/>
             <w:shd w:fill="FFFFFF" w:color="auto" w:val="clear"/>
             <w:tcMar>
               <w:top w:type="dxa" w:w="60"/>
@@ -20997,7 +20999,7 @@
             <w:pPr>
               <w:spacing w:after="20" w:before="0"/>
             </w:pPr>
-            <w:hyperlink w:history="1" r:id="rIdt9nm7kfxgs7-p_azn4hqj">
+            <w:hyperlink w:history="1" r:id="rIduprzq7rth69skiq-y9i_s">
               <w:r>
                 <w:rPr>
                   <w:rFonts w:ascii="Arial" w:cs="Arial" w:eastAsia="Arial" w:hAnsi="Arial"/>
@@ -21030,7 +21032,7 @@
               <w:spacing w:after="10" w:before="0"/>
               <w:ind w:left="120"/>
             </w:pPr>
-            <w:hyperlink w:history="1" r:id="rIdqdwrermxwbux93njkaxzw">
+            <w:hyperlink w:history="1" r:id="rIdjrac5yjjd0p785qqb5-e9">
               <w:r>
                 <w:rPr>
                   <w:rFonts w:ascii="Arial" w:cs="Arial" w:eastAsia="Arial" w:hAnsi="Arial"/>
@@ -21075,7 +21077,7 @@
             <w:pPr>
               <w:spacing w:after="20" w:before="0"/>
             </w:pPr>
-            <w:hyperlink w:history="1" r:id="rIdr_8ox5slwkusu68gvxjmv">
+            <w:hyperlink w:history="1" r:id="rIdia-ias55ke5956ymgwe5q">
               <w:r>
                 <w:rPr>
                   <w:rFonts w:ascii="Arial" w:cs="Arial" w:eastAsia="Arial" w:hAnsi="Arial"/>
@@ -21108,7 +21110,7 @@
               <w:spacing w:after="10" w:before="0"/>
               <w:ind w:left="120"/>
             </w:pPr>
-            <w:hyperlink w:history="1" r:id="rIdvu_p6nqad7oddmf2gbwvo">
+            <w:hyperlink w:history="1" r:id="rIdeqsjhxpro8dxrnerct3bd">
               <w:r>
                 <w:rPr>
                   <w:rFonts w:ascii="Arial" w:cs="Arial" w:eastAsia="Arial" w:hAnsi="Arial"/>
@@ -21124,7 +21126,7 @@
         </w:tc>
         <w:tc>
           <w:tcPr>
-            <w:tcW w:type="dxa" w:w="2556"/>
+            <w:tcW w:type="dxa" w:w="3324"/>
             <w:shd w:fill="FFFFFF" w:color="auto" w:val="clear"/>
             <w:tcMar>
               <w:top w:type="dxa" w:w="60"/>
@@ -21175,7 +21177,7 @@
         </w:tc>
         <w:tc>
           <w:tcPr>
-            <w:tcW w:type="dxa" w:w="2556"/>
+            <w:tcW w:type="dxa" w:w="2300"/>
             <w:shd w:fill="F2F2F2" w:color="auto" w:val="clear"/>
             <w:tcMar>
               <w:top w:type="dxa" w:w="60"/>
@@ -21207,7 +21209,7 @@
         </w:tc>
         <w:tc>
           <w:tcPr>
-            <w:tcW w:type="dxa" w:w="2556"/>
+            <w:tcW w:type="dxa" w:w="2300"/>
             <w:shd w:fill="FFFFFF" w:color="auto" w:val="clear"/>
             <w:tcMar>
               <w:top w:type="dxa" w:w="60"/>
@@ -21273,7 +21275,7 @@
         </w:tc>
         <w:tc>
           <w:tcPr>
-            <w:tcW w:type="dxa" w:w="2556"/>
+            <w:tcW w:type="dxa" w:w="2300"/>
             <w:shd w:fill="FFFFFF" w:color="auto" w:val="clear"/>
             <w:tcMar>
               <w:top w:type="dxa" w:w="60"/>
@@ -21433,7 +21435,7 @@
             <w:pPr>
               <w:spacing w:after="20" w:before="0"/>
             </w:pPr>
-            <w:hyperlink w:history="1" r:id="rIdvbiwrjyjsho8sky95dlqb">
+            <w:hyperlink w:history="1" r:id="rIdsy4a2e0qbxshjwqldugp7">
               <w:r>
                 <w:rPr>
                   <w:rFonts w:ascii="Arial" w:cs="Arial" w:eastAsia="Arial" w:hAnsi="Arial"/>
@@ -21466,7 +21468,7 @@
               <w:spacing w:after="10" w:before="0"/>
               <w:ind w:left="120"/>
             </w:pPr>
-            <w:hyperlink w:history="1" r:id="rId3fduc5_mpngopsasdlcdv">
+            <w:hyperlink w:history="1" r:id="rIdt71ami0dbexhsqaihut5t">
               <w:r>
                 <w:rPr>
                   <w:rFonts w:ascii="Arial" w:cs="Arial" w:eastAsia="Arial" w:hAnsi="Arial"/>
@@ -21511,7 +21513,7 @@
             <w:pPr>
               <w:spacing w:after="20" w:before="0"/>
             </w:pPr>
-            <w:hyperlink w:history="1" r:id="rIddwylso2z_ur7hjcygesoq">
+            <w:hyperlink w:history="1" r:id="rIduvwzpkw_q9ie-skpvq1ns">
               <w:r>
                 <w:rPr>
                   <w:rFonts w:ascii="Arial" w:cs="Arial" w:eastAsia="Arial" w:hAnsi="Arial"/>
@@ -21544,7 +21546,7 @@
               <w:spacing w:after="10" w:before="0"/>
               <w:ind w:left="120"/>
             </w:pPr>
-            <w:hyperlink w:history="1" r:id="rId6todmlnhpbcpdvlcuh7hy">
+            <w:hyperlink w:history="1" r:id="rId4oc8cbjuae-0hkgbjrm5h">
               <w:r>
                 <w:rPr>
                   <w:rFonts w:ascii="Arial" w:cs="Arial" w:eastAsia="Arial" w:hAnsi="Arial"/>
@@ -21560,7 +21562,7 @@
         </w:tc>
         <w:tc>
           <w:tcPr>
-            <w:tcW w:type="dxa" w:w="2556"/>
+            <w:tcW w:type="dxa" w:w="3324"/>
             <w:shd w:fill="FFFFFF" w:color="auto" w:val="clear"/>
             <w:tcMar>
               <w:top w:type="dxa" w:w="60"/>
@@ -21611,7 +21613,7 @@
         </w:tc>
         <w:tc>
           <w:tcPr>
-            <w:tcW w:type="dxa" w:w="2556"/>
+            <w:tcW w:type="dxa" w:w="2300"/>
             <w:shd w:fill="F2F2F2" w:color="auto" w:val="clear"/>
             <w:tcMar>
               <w:top w:type="dxa" w:w="60"/>
@@ -21643,7 +21645,7 @@
         </w:tc>
         <w:tc>
           <w:tcPr>
-            <w:tcW w:type="dxa" w:w="2556"/>
+            <w:tcW w:type="dxa" w:w="2300"/>
             <w:shd w:fill="FFFFFF" w:color="auto" w:val="clear"/>
             <w:tcMar>
               <w:top w:type="dxa" w:w="60"/>
@@ -21709,7 +21711,7 @@
         </w:tc>
         <w:tc>
           <w:tcPr>
-            <w:tcW w:type="dxa" w:w="2556"/>
+            <w:tcW w:type="dxa" w:w="2300"/>
             <w:shd w:fill="FFFFFF" w:color="auto" w:val="clear"/>
             <w:tcMar>
               <w:top w:type="dxa" w:w="60"/>
@@ -21771,7 +21773,7 @@
             <w:pPr>
               <w:spacing w:after="20" w:before="0"/>
             </w:pPr>
-            <w:hyperlink w:history="1" r:id="rIdfcz0ruatx2vxcgfmtxdpq">
+            <w:hyperlink w:history="1" r:id="rId_k9yalwde1tcfb4yw4uyc">
               <w:r>
                 <w:rPr>
                   <w:rFonts w:ascii="Arial" w:cs="Arial" w:eastAsia="Arial" w:hAnsi="Arial"/>
@@ -21804,7 +21806,7 @@
               <w:spacing w:after="10" w:before="0"/>
               <w:ind w:left="120"/>
             </w:pPr>
-            <w:hyperlink w:history="1" r:id="rIdq4vgrpu6zy-hckxrhh-_l">
+            <w:hyperlink w:history="1" r:id="rIde7dh3bbbktek-yvtcp6fi">
               <w:r>
                 <w:rPr>
                   <w:rFonts w:ascii="Arial" w:cs="Arial" w:eastAsia="Arial" w:hAnsi="Arial"/>
@@ -21849,7 +21851,7 @@
             <w:pPr>
               <w:spacing w:after="20" w:before="0"/>
             </w:pPr>
-            <w:hyperlink w:history="1" r:id="rIdotnkaov4xzvarjc4a3j9n">
+            <w:hyperlink w:history="1" r:id="rId2yssm0ojvs8ljfc2jq1lf">
               <w:r>
                 <w:rPr>
                   <w:rFonts w:ascii="Arial" w:cs="Arial" w:eastAsia="Arial" w:hAnsi="Arial"/>
@@ -21882,7 +21884,7 @@
               <w:spacing w:after="10" w:before="0"/>
               <w:ind w:left="120"/>
             </w:pPr>
-            <w:hyperlink w:history="1" r:id="rIdruh_xrbnazkcwprj9d9ja">
+            <w:hyperlink w:history="1" r:id="rIdhwlbjncwqomjairsj_see">
               <w:r>
                 <w:rPr>
                   <w:rFonts w:ascii="Arial" w:cs="Arial" w:eastAsia="Arial" w:hAnsi="Arial"/>
@@ -21898,7 +21900,7 @@
         </w:tc>
         <w:tc>
           <w:tcPr>
-            <w:tcW w:type="dxa" w:w="2556"/>
+            <w:tcW w:type="dxa" w:w="3324"/>
             <w:shd w:fill="FFFFFF" w:color="auto" w:val="clear"/>
             <w:tcMar>
               <w:top w:type="dxa" w:w="60"/>
@@ -21930,7 +21932,7 @@
         </w:tc>
         <w:tc>
           <w:tcPr>
-            <w:tcW w:type="dxa" w:w="2556"/>
+            <w:tcW w:type="dxa" w:w="2300"/>
             <w:shd w:fill="F2F2F2" w:color="auto" w:val="clear"/>
             <w:tcMar>
               <w:top w:type="dxa" w:w="60"/>
@@ -21962,7 +21964,7 @@
         </w:tc>
         <w:tc>
           <w:tcPr>
-            <w:tcW w:type="dxa" w:w="2556"/>
+            <w:tcW w:type="dxa" w:w="2300"/>
             <w:shd w:fill="FFFFFF" w:color="auto" w:val="clear"/>
             <w:tcMar>
               <w:top w:type="dxa" w:w="60"/>
@@ -22028,7 +22030,7 @@
         </w:tc>
         <w:tc>
           <w:tcPr>
-            <w:tcW w:type="dxa" w:w="2556"/>
+            <w:tcW w:type="dxa" w:w="2300"/>
             <w:shd w:fill="FFFFFF" w:color="auto" w:val="clear"/>
             <w:tcMar>
               <w:top w:type="dxa" w:w="60"/>
@@ -22128,7 +22130,7 @@
             <w:pPr>
               <w:spacing w:after="20" w:before="0"/>
             </w:pPr>
-            <w:hyperlink w:history="1" r:id="rIdgspii5g9ivzjmnej6bmu6">
+            <w:hyperlink w:history="1" r:id="rIdpy5rkhim-ebeoro-bqicb">
               <w:r>
                 <w:rPr>
                   <w:rFonts w:ascii="Arial" w:cs="Arial" w:eastAsia="Arial" w:hAnsi="Arial"/>
@@ -22161,7 +22163,7 @@
               <w:spacing w:after="10" w:before="0"/>
               <w:ind w:left="120"/>
             </w:pPr>
-            <w:hyperlink w:history="1" r:id="rId-t8pp3sj8wfnjagrz9pg1">
+            <w:hyperlink w:history="1" r:id="rIdb_okavqaw9hii8533pss8">
               <w:r>
                 <w:rPr>
                   <w:rFonts w:ascii="Arial" w:cs="Arial" w:eastAsia="Arial" w:hAnsi="Arial"/>
@@ -22206,7 +22208,7 @@
             <w:pPr>
               <w:spacing w:after="20" w:before="0"/>
             </w:pPr>
-            <w:hyperlink w:history="1" r:id="rIddyh1h8nrluw5qdept1a9d">
+            <w:hyperlink w:history="1" r:id="rIdvkuqoq-bihrjdls5yplvl">
               <w:r>
                 <w:rPr>
                   <w:rFonts w:ascii="Arial" w:cs="Arial" w:eastAsia="Arial" w:hAnsi="Arial"/>
@@ -22239,7 +22241,7 @@
               <w:spacing w:after="10" w:before="0"/>
               <w:ind w:left="120"/>
             </w:pPr>
-            <w:hyperlink w:history="1" r:id="rIdwnvbl102arszsnkfrttcb">
+            <w:hyperlink w:history="1" r:id="rId-m6vhmlvpwyc1ouyaey-7">
               <w:r>
                 <w:rPr>
                   <w:rFonts w:ascii="Arial" w:cs="Arial" w:eastAsia="Arial" w:hAnsi="Arial"/>
@@ -22255,7 +22257,7 @@
         </w:tc>
         <w:tc>
           <w:tcPr>
-            <w:tcW w:type="dxa" w:w="2556"/>
+            <w:tcW w:type="dxa" w:w="3324"/>
             <w:shd w:fill="FFFFFF" w:color="auto" w:val="clear"/>
             <w:tcMar>
               <w:top w:type="dxa" w:w="60"/>
@@ -22306,7 +22308,7 @@
         </w:tc>
         <w:tc>
           <w:tcPr>
-            <w:tcW w:type="dxa" w:w="2556"/>
+            <w:tcW w:type="dxa" w:w="2300"/>
             <w:shd w:fill="F2F2F2" w:color="auto" w:val="clear"/>
             <w:tcMar>
               <w:top w:type="dxa" w:w="60"/>
@@ -22338,7 +22340,7 @@
         </w:tc>
         <w:tc>
           <w:tcPr>
-            <w:tcW w:type="dxa" w:w="2556"/>
+            <w:tcW w:type="dxa" w:w="2300"/>
             <w:shd w:fill="FFFFFF" w:color="auto" w:val="clear"/>
             <w:tcMar>
               <w:top w:type="dxa" w:w="60"/>

--- a/data/outputs/docx/Grade 10 Math/Math 2.4 Trigonometry 1/Math_Trigonometry1_CBE_LessonSequence.docx
+++ b/data/outputs/docx/Grade 10 Math/Math 2.4 Trigonometry 1/Math_Trigonometry1_CBE_LessonSequence.docx
@@ -2552,7 +2552,7 @@
             <w:pPr>
               <w:spacing w:after="20" w:before="0"/>
             </w:pPr>
-            <w:hyperlink w:history="1" r:id="rIdk7kucxojue20w2v_cjjap">
+            <w:hyperlink w:history="1" r:id="rIdcsy9lqu76ymno0ppp5-gx">
               <w:r>
                 <w:rPr>
                   <w:rFonts w:ascii="Arial" w:cs="Arial" w:eastAsia="Arial" w:hAnsi="Arial"/>
@@ -2585,7 +2585,7 @@
               <w:spacing w:after="10" w:before="0"/>
               <w:ind w:left="120"/>
             </w:pPr>
-            <w:hyperlink w:history="1" r:id="rId3pt7exzdgtm8buv9xbho6">
+            <w:hyperlink w:history="1" r:id="rIdbvcyz3rikmz-cn3yxhpow">
               <w:r>
                 <w:rPr>
                   <w:rFonts w:ascii="Arial" w:cs="Arial" w:eastAsia="Arial" w:hAnsi="Arial"/>
@@ -2630,7 +2630,7 @@
             <w:pPr>
               <w:spacing w:after="20" w:before="0"/>
             </w:pPr>
-            <w:hyperlink w:history="1" r:id="rIdts_z4ahftfxz4achal15k">
+            <w:hyperlink w:history="1" r:id="rId1bwydpvkaxi4iuclxnwqt">
               <w:r>
                 <w:rPr>
                   <w:rFonts w:ascii="Arial" w:cs="Arial" w:eastAsia="Arial" w:hAnsi="Arial"/>
@@ -2663,7 +2663,7 @@
               <w:spacing w:after="10" w:before="0"/>
               <w:ind w:left="120"/>
             </w:pPr>
-            <w:hyperlink w:history="1" r:id="rIdblezroya2xstqtufiaqub">
+            <w:hyperlink w:history="1" r:id="rId9chrssnril2yvd6jcyi4v">
               <w:r>
                 <w:rPr>
                   <w:rFonts w:ascii="Arial" w:cs="Arial" w:eastAsia="Arial" w:hAnsi="Arial"/>
@@ -3004,7 +3004,7 @@
             <w:pPr>
               <w:spacing w:after="20" w:before="0"/>
             </w:pPr>
-            <w:hyperlink w:history="1" r:id="rIds90sjlrrcv9j0nfv-j749">
+            <w:hyperlink w:history="1" r:id="rId_nrqtxqq4uv1d-5g22nel">
               <w:r>
                 <w:rPr>
                   <w:rFonts w:ascii="Arial" w:cs="Arial" w:eastAsia="Arial" w:hAnsi="Arial"/>
@@ -3037,7 +3037,7 @@
               <w:spacing w:after="10" w:before="0"/>
               <w:ind w:left="120"/>
             </w:pPr>
-            <w:hyperlink w:history="1" r:id="rIddqvv6bzet3rqyholuijja">
+            <w:hyperlink w:history="1" r:id="rId3ibbbiyebffdblxedt3xz">
               <w:r>
                 <w:rPr>
                   <w:rFonts w:ascii="Arial" w:cs="Arial" w:eastAsia="Arial" w:hAnsi="Arial"/>
@@ -3082,7 +3082,7 @@
             <w:pPr>
               <w:spacing w:after="20" w:before="0"/>
             </w:pPr>
-            <w:hyperlink w:history="1" r:id="rIdrsb03xhm57nfnglgecba6">
+            <w:hyperlink w:history="1" r:id="rIdhqemi1rnnnaz71hpofg1g">
               <w:r>
                 <w:rPr>
                   <w:rFonts w:ascii="Arial" w:cs="Arial" w:eastAsia="Arial" w:hAnsi="Arial"/>
@@ -3115,7 +3115,7 @@
               <w:spacing w:after="10" w:before="0"/>
               <w:ind w:left="120"/>
             </w:pPr>
-            <w:hyperlink w:history="1" r:id="rIdrp59y6okrwvpafkjloorm">
+            <w:hyperlink w:history="1" r:id="rIdjng5ehrubxmmf1phpzu6r">
               <w:r>
                 <w:rPr>
                   <w:rFonts w:ascii="Arial" w:cs="Arial" w:eastAsia="Arial" w:hAnsi="Arial"/>
@@ -3437,7 +3437,7 @@
             <w:pPr>
               <w:spacing w:after="20" w:before="0"/>
             </w:pPr>
-            <w:hyperlink w:history="1" r:id="rIda-msgz3efiw0rx-o0sm0w">
+            <w:hyperlink w:history="1" r:id="rIdmppem5kniklejkq58lrty">
               <w:r>
                 <w:rPr>
                   <w:rFonts w:ascii="Arial" w:cs="Arial" w:eastAsia="Arial" w:hAnsi="Arial"/>
@@ -3470,7 +3470,7 @@
               <w:spacing w:after="10" w:before="0"/>
               <w:ind w:left="120"/>
             </w:pPr>
-            <w:hyperlink w:history="1" r:id="rIdmkkbnjejhklcruq4vwqla">
+            <w:hyperlink w:history="1" r:id="rIdmf9tvqgwpyyh2wfr0newq">
               <w:r>
                 <w:rPr>
                   <w:rFonts w:ascii="Arial" w:cs="Arial" w:eastAsia="Arial" w:hAnsi="Arial"/>
@@ -3515,7 +3515,7 @@
             <w:pPr>
               <w:spacing w:after="20" w:before="0"/>
             </w:pPr>
-            <w:hyperlink w:history="1" r:id="rIdnj4cwk7c8khquyo6ev5l1">
+            <w:hyperlink w:history="1" r:id="rIdomnw9hgkbibkfn8j_wjgi">
               <w:r>
                 <w:rPr>
                   <w:rFonts w:ascii="Arial" w:cs="Arial" w:eastAsia="Arial" w:hAnsi="Arial"/>
@@ -3548,7 +3548,7 @@
               <w:spacing w:after="10" w:before="0"/>
               <w:ind w:left="120"/>
             </w:pPr>
-            <w:hyperlink w:history="1" r:id="rId3ka9wrisqkndbrup5d-51">
+            <w:hyperlink w:history="1" r:id="rIdo5qnqvmzpemjb-av63-3h">
               <w:r>
                 <w:rPr>
                   <w:rFonts w:ascii="Arial" w:cs="Arial" w:eastAsia="Arial" w:hAnsi="Arial"/>
@@ -3794,7 +3794,7 @@
             <w:pPr>
               <w:spacing w:after="20" w:before="0"/>
             </w:pPr>
-            <w:hyperlink w:history="1" r:id="rId50a8xscsthji0jtlwk5sl">
+            <w:hyperlink w:history="1" r:id="rIdytzepl1q_azgesgtomyhy">
               <w:r>
                 <w:rPr>
                   <w:rFonts w:ascii="Arial" w:cs="Arial" w:eastAsia="Arial" w:hAnsi="Arial"/>
@@ -3827,7 +3827,7 @@
               <w:spacing w:after="10" w:before="0"/>
               <w:ind w:left="120"/>
             </w:pPr>
-            <w:hyperlink w:history="1" r:id="rIdsuosogj5o7t4ogme4s363">
+            <w:hyperlink w:history="1" r:id="rId9er90ltfwasoji8ayhi4o">
               <w:r>
                 <w:rPr>
                   <w:rFonts w:ascii="Arial" w:cs="Arial" w:eastAsia="Arial" w:hAnsi="Arial"/>
@@ -3872,7 +3872,7 @@
             <w:pPr>
               <w:spacing w:after="20" w:before="0"/>
             </w:pPr>
-            <w:hyperlink w:history="1" r:id="rIdbpov8cemwipdtytalgm8a">
+            <w:hyperlink w:history="1" r:id="rIdctwirlyqhb001lwpc2uqn">
               <w:r>
                 <w:rPr>
                   <w:rFonts w:ascii="Arial" w:cs="Arial" w:eastAsia="Arial" w:hAnsi="Arial"/>
@@ -3905,7 +3905,7 @@
               <w:spacing w:after="10" w:before="0"/>
               <w:ind w:left="120"/>
             </w:pPr>
-            <w:hyperlink w:history="1" r:id="rIdjmtmxgjutzlhqqnxlyxec">
+            <w:hyperlink w:history="1" r:id="rIdcj4ehsxoutsjhtdwpa944">
               <w:r>
                 <w:rPr>
                   <w:rFonts w:ascii="Arial" w:cs="Arial" w:eastAsia="Arial" w:hAnsi="Arial"/>
@@ -4113,7 +4113,7 @@
             <w:pPr>
               <w:spacing w:after="20" w:before="0"/>
             </w:pPr>
-            <w:hyperlink w:history="1" r:id="rId51efrpamsj0-xch4osnv3">
+            <w:hyperlink w:history="1" r:id="rIdxpfrcesota7hooksjz6wq">
               <w:r>
                 <w:rPr>
                   <w:rFonts w:ascii="Arial" w:cs="Arial" w:eastAsia="Arial" w:hAnsi="Arial"/>
@@ -4146,7 +4146,7 @@
               <w:spacing w:after="10" w:before="0"/>
               <w:ind w:left="120"/>
             </w:pPr>
-            <w:hyperlink w:history="1" r:id="rIdtwdumdrzv5oieohevakzi">
+            <w:hyperlink w:history="1" r:id="rIdyeags8xjsl86jhjep65zz">
               <w:r>
                 <w:rPr>
                   <w:rFonts w:ascii="Arial" w:cs="Arial" w:eastAsia="Arial" w:hAnsi="Arial"/>
@@ -4191,7 +4191,7 @@
             <w:pPr>
               <w:spacing w:after="20" w:before="0"/>
             </w:pPr>
-            <w:hyperlink w:history="1" r:id="rIdyb2gjqenamua0eayle9cb">
+            <w:hyperlink w:history="1" r:id="rIdhfr1l6rvbizsfi-8j_chd">
               <w:r>
                 <w:rPr>
                   <w:rFonts w:ascii="Arial" w:cs="Arial" w:eastAsia="Arial" w:hAnsi="Arial"/>
@@ -4224,7 +4224,7 @@
               <w:spacing w:after="10" w:before="0"/>
               <w:ind w:left="120"/>
             </w:pPr>
-            <w:hyperlink w:history="1" r:id="rIddjwj4vjlq5ksxihqh8zj3">
+            <w:hyperlink w:history="1" r:id="rIdcfwntt5sqdfctmzh5fufh">
               <w:r>
                 <w:rPr>
                   <w:rFonts w:ascii="Arial" w:cs="Arial" w:eastAsia="Arial" w:hAnsi="Arial"/>
@@ -6137,7 +6137,7 @@
             <w:pPr>
               <w:spacing w:after="20" w:before="0"/>
             </w:pPr>
-            <w:hyperlink w:history="1" r:id="rIdw8oyfal_3gvex45uyuv0i">
+            <w:hyperlink w:history="1" r:id="rIdbjhuww25jdxc9rem5pytn">
               <w:r>
                 <w:rPr>
                   <w:rFonts w:ascii="Arial" w:cs="Arial" w:eastAsia="Arial" w:hAnsi="Arial"/>
@@ -6170,7 +6170,7 @@
               <w:spacing w:after="10" w:before="0"/>
               <w:ind w:left="120"/>
             </w:pPr>
-            <w:hyperlink w:history="1" r:id="rIdsw6dfjfywsyiu3ltmk2zi">
+            <w:hyperlink w:history="1" r:id="rIddfltb4z-nc1ikco8w25w1">
               <w:r>
                 <w:rPr>
                   <w:rFonts w:ascii="Arial" w:cs="Arial" w:eastAsia="Arial" w:hAnsi="Arial"/>
@@ -6215,7 +6215,7 @@
             <w:pPr>
               <w:spacing w:after="20" w:before="0"/>
             </w:pPr>
-            <w:hyperlink w:history="1" r:id="rId9y_t1xzgbe4i2-lsgsttm">
+            <w:hyperlink w:history="1" r:id="rIdk86rcpwy8eyvipmbjl8dq">
               <w:r>
                 <w:rPr>
                   <w:rFonts w:ascii="Arial" w:cs="Arial" w:eastAsia="Arial" w:hAnsi="Arial"/>
@@ -6248,7 +6248,7 @@
               <w:spacing w:after="10" w:before="0"/>
               <w:ind w:left="120"/>
             </w:pPr>
-            <w:hyperlink w:history="1" r:id="rIddgzaokxhgnc8ch0muxpjg">
+            <w:hyperlink w:history="1" r:id="rIdwlu7z6wsrii7u-rvzy1vn">
               <w:r>
                 <w:rPr>
                   <w:rFonts w:ascii="Arial" w:cs="Arial" w:eastAsia="Arial" w:hAnsi="Arial"/>
@@ -6532,7 +6532,7 @@
             <w:pPr>
               <w:spacing w:after="20" w:before="0"/>
             </w:pPr>
-            <w:hyperlink w:history="1" r:id="rIdac76kmx4eppxfimopb547">
+            <w:hyperlink w:history="1" r:id="rIdt9ot0yotmyjq5javcquuo">
               <w:r>
                 <w:rPr>
                   <w:rFonts w:ascii="Arial" w:cs="Arial" w:eastAsia="Arial" w:hAnsi="Arial"/>
@@ -6565,7 +6565,7 @@
               <w:spacing w:after="10" w:before="0"/>
               <w:ind w:left="120"/>
             </w:pPr>
-            <w:hyperlink w:history="1" r:id="rIdc_hfqorojwjnojrckej4p">
+            <w:hyperlink w:history="1" r:id="rIdhcdjwmbsok7hiblwyowlr">
               <w:r>
                 <w:rPr>
                   <w:rFonts w:ascii="Arial" w:cs="Arial" w:eastAsia="Arial" w:hAnsi="Arial"/>
@@ -6610,7 +6610,7 @@
             <w:pPr>
               <w:spacing w:after="20" w:before="0"/>
             </w:pPr>
-            <w:hyperlink w:history="1" r:id="rIdwdqnevkofxxv3vcsaevsp">
+            <w:hyperlink w:history="1" r:id="rId5mffuhanbzzcilfgbwxpd">
               <w:r>
                 <w:rPr>
                   <w:rFonts w:ascii="Arial" w:cs="Arial" w:eastAsia="Arial" w:hAnsi="Arial"/>
@@ -6643,7 +6643,7 @@
               <w:spacing w:after="10" w:before="0"/>
               <w:ind w:left="120"/>
             </w:pPr>
-            <w:hyperlink w:history="1" r:id="rIdmgrzrefik-s8ptp0xozpn">
+            <w:hyperlink w:history="1" r:id="rId4lt0apsttbaq4i8fmg3ec">
               <w:r>
                 <w:rPr>
                   <w:rFonts w:ascii="Arial" w:cs="Arial" w:eastAsia="Arial" w:hAnsi="Arial"/>
@@ -6908,7 +6908,7 @@
             <w:pPr>
               <w:spacing w:after="20" w:before="0"/>
             </w:pPr>
-            <w:hyperlink w:history="1" r:id="rIdyfzdebqkcognk1lajtb_s">
+            <w:hyperlink w:history="1" r:id="rIds5rzeu-kuzw4b5jgls3sn">
               <w:r>
                 <w:rPr>
                   <w:rFonts w:ascii="Arial" w:cs="Arial" w:eastAsia="Arial" w:hAnsi="Arial"/>
@@ -6941,7 +6941,7 @@
               <w:spacing w:after="10" w:before="0"/>
               <w:ind w:left="120"/>
             </w:pPr>
-            <w:hyperlink w:history="1" r:id="rIdlpreypwgylflhfmrxtygw">
+            <w:hyperlink w:history="1" r:id="rId8idyouivh286cwx0lhv7g">
               <w:r>
                 <w:rPr>
                   <w:rFonts w:ascii="Arial" w:cs="Arial" w:eastAsia="Arial" w:hAnsi="Arial"/>
@@ -6986,7 +6986,7 @@
             <w:pPr>
               <w:spacing w:after="20" w:before="0"/>
             </w:pPr>
-            <w:hyperlink w:history="1" r:id="rIdrdt0h6h9pizstkjhjcsiz">
+            <w:hyperlink w:history="1" r:id="rId5nvp0v5iqahozpclr40zt">
               <w:r>
                 <w:rPr>
                   <w:rFonts w:ascii="Arial" w:cs="Arial" w:eastAsia="Arial" w:hAnsi="Arial"/>
@@ -7019,7 +7019,7 @@
               <w:spacing w:after="10" w:before="0"/>
               <w:ind w:left="120"/>
             </w:pPr>
-            <w:hyperlink w:history="1" r:id="rIdcbi8quxfspm6fff0rjda5">
+            <w:hyperlink w:history="1" r:id="rIdq9x9rqguet-xx-alonuun">
               <w:r>
                 <w:rPr>
                   <w:rFonts w:ascii="Arial" w:cs="Arial" w:eastAsia="Arial" w:hAnsi="Arial"/>
@@ -7246,7 +7246,7 @@
             <w:pPr>
               <w:spacing w:after="20" w:before="0"/>
             </w:pPr>
-            <w:hyperlink w:history="1" r:id="rIdvkvzkaadjrseusc80eksj">
+            <w:hyperlink w:history="1" r:id="rIdylk8iwooxlaz3pamlynjr">
               <w:r>
                 <w:rPr>
                   <w:rFonts w:ascii="Arial" w:cs="Arial" w:eastAsia="Arial" w:hAnsi="Arial"/>
@@ -7279,7 +7279,7 @@
               <w:spacing w:after="10" w:before="0"/>
               <w:ind w:left="120"/>
             </w:pPr>
-            <w:hyperlink w:history="1" r:id="rIdgj1aoqdwucmusngwbj_vr">
+            <w:hyperlink w:history="1" r:id="rId_ukxnl5lbren0q-yovtei">
               <w:r>
                 <w:rPr>
                   <w:rFonts w:ascii="Arial" w:cs="Arial" w:eastAsia="Arial" w:hAnsi="Arial"/>
@@ -7324,7 +7324,7 @@
             <w:pPr>
               <w:spacing w:after="20" w:before="0"/>
             </w:pPr>
-            <w:hyperlink w:history="1" r:id="rId3rumjtby_dqcmonifuw4c">
+            <w:hyperlink w:history="1" r:id="rIdxonfy1rfx4bulgllywiuk">
               <w:r>
                 <w:rPr>
                   <w:rFonts w:ascii="Arial" w:cs="Arial" w:eastAsia="Arial" w:hAnsi="Arial"/>
@@ -7357,7 +7357,7 @@
               <w:spacing w:after="10" w:before="0"/>
               <w:ind w:left="120"/>
             </w:pPr>
-            <w:hyperlink w:history="1" r:id="rIdpxubmpqd2i5o7_nvxi92l">
+            <w:hyperlink w:history="1" r:id="rIdvimw8epfblyl5rrs9ejyk">
               <w:r>
                 <w:rPr>
                   <w:rFonts w:ascii="Arial" w:cs="Arial" w:eastAsia="Arial" w:hAnsi="Arial"/>
@@ -7565,7 +7565,7 @@
             <w:pPr>
               <w:spacing w:after="20" w:before="0"/>
             </w:pPr>
-            <w:hyperlink w:history="1" r:id="rIdovwlh7uutuns_9pei8mct">
+            <w:hyperlink w:history="1" r:id="rId4oqd1p6hqgzgb9qvh6xvw">
               <w:r>
                 <w:rPr>
                   <w:rFonts w:ascii="Arial" w:cs="Arial" w:eastAsia="Arial" w:hAnsi="Arial"/>
@@ -7598,7 +7598,7 @@
               <w:spacing w:after="10" w:before="0"/>
               <w:ind w:left="120"/>
             </w:pPr>
-            <w:hyperlink w:history="1" r:id="rIdj6jormhesbzsn04geks8s">
+            <w:hyperlink w:history="1" r:id="rIdaq04xsr5inows7bt7ne8f">
               <w:r>
                 <w:rPr>
                   <w:rFonts w:ascii="Arial" w:cs="Arial" w:eastAsia="Arial" w:hAnsi="Arial"/>
@@ -7643,7 +7643,7 @@
             <w:pPr>
               <w:spacing w:after="20" w:before="0"/>
             </w:pPr>
-            <w:hyperlink w:history="1" r:id="rIdkkxmpzx8o8tb4z9hrps1u">
+            <w:hyperlink w:history="1" r:id="rIdr8wk3saon65w181ahgtv8">
               <w:r>
                 <w:rPr>
                   <w:rFonts w:ascii="Arial" w:cs="Arial" w:eastAsia="Arial" w:hAnsi="Arial"/>
@@ -7676,7 +7676,7 @@
               <w:spacing w:after="10" w:before="0"/>
               <w:ind w:left="120"/>
             </w:pPr>
-            <w:hyperlink w:history="1" r:id="rIdhho7ivc6e7u7rh3hdsye-">
+            <w:hyperlink w:history="1" r:id="rIdsfhtcmt_6jlmudb_snbdm">
               <w:r>
                 <w:rPr>
                   <w:rFonts w:ascii="Arial" w:cs="Arial" w:eastAsia="Arial" w:hAnsi="Arial"/>
@@ -9589,7 +9589,7 @@
             <w:pPr>
               <w:spacing w:after="20" w:before="0"/>
             </w:pPr>
-            <w:hyperlink w:history="1" r:id="rIdft1tvs8nccsxauz-l8os3">
+            <w:hyperlink w:history="1" r:id="rIdoswbnqnefwluhgihcrozv">
               <w:r>
                 <w:rPr>
                   <w:rFonts w:ascii="Arial" w:cs="Arial" w:eastAsia="Arial" w:hAnsi="Arial"/>
@@ -9622,7 +9622,7 @@
               <w:spacing w:after="10" w:before="0"/>
               <w:ind w:left="120"/>
             </w:pPr>
-            <w:hyperlink w:history="1" r:id="rIdhdvrmppwjry3dhz-qd0pm">
+            <w:hyperlink w:history="1" r:id="rIdlrhgthel4bxzw5xmj920l">
               <w:r>
                 <w:rPr>
                   <w:rFonts w:ascii="Arial" w:cs="Arial" w:eastAsia="Arial" w:hAnsi="Arial"/>
@@ -9667,7 +9667,7 @@
             <w:pPr>
               <w:spacing w:after="20" w:before="0"/>
             </w:pPr>
-            <w:hyperlink w:history="1" r:id="rIdj6qy11alr-o_qqr31j0es">
+            <w:hyperlink w:history="1" r:id="rId7iii7myunsztoj1uaulze">
               <w:r>
                 <w:rPr>
                   <w:rFonts w:ascii="Arial" w:cs="Arial" w:eastAsia="Arial" w:hAnsi="Arial"/>
@@ -9700,7 +9700,7 @@
               <w:spacing w:after="10" w:before="0"/>
               <w:ind w:left="120"/>
             </w:pPr>
-            <w:hyperlink w:history="1" r:id="rIdyhpfa3pjmb_4c-zzhgisv">
+            <w:hyperlink w:history="1" r:id="rId-yz6yqupzjrhjdyzop4ye">
               <w:r>
                 <w:rPr>
                   <w:rFonts w:ascii="Arial" w:cs="Arial" w:eastAsia="Arial" w:hAnsi="Arial"/>
@@ -10041,7 +10041,7 @@
             <w:pPr>
               <w:spacing w:after="20" w:before="0"/>
             </w:pPr>
-            <w:hyperlink w:history="1" r:id="rIdpkkrzyupcb8yfc3habyqd">
+            <w:hyperlink w:history="1" r:id="rIdxc3cuxfhk2wprnm4_afyn">
               <w:r>
                 <w:rPr>
                   <w:rFonts w:ascii="Arial" w:cs="Arial" w:eastAsia="Arial" w:hAnsi="Arial"/>
@@ -10074,7 +10074,7 @@
               <w:spacing w:after="10" w:before="0"/>
               <w:ind w:left="120"/>
             </w:pPr>
-            <w:hyperlink w:history="1" r:id="rIdkegnbqutdcammkgtbonfy">
+            <w:hyperlink w:history="1" r:id="rIdm6k6cngkxtqt128gr2cje">
               <w:r>
                 <w:rPr>
                   <w:rFonts w:ascii="Arial" w:cs="Arial" w:eastAsia="Arial" w:hAnsi="Arial"/>
@@ -10119,7 +10119,7 @@
             <w:pPr>
               <w:spacing w:after="20" w:before="0"/>
             </w:pPr>
-            <w:hyperlink w:history="1" r:id="rIducidqpv5w1dlawbn5gkzx">
+            <w:hyperlink w:history="1" r:id="rIdtmwmhyjozatwyjtjndsx3">
               <w:r>
                 <w:rPr>
                   <w:rFonts w:ascii="Arial" w:cs="Arial" w:eastAsia="Arial" w:hAnsi="Arial"/>
@@ -10152,7 +10152,7 @@
               <w:spacing w:after="10" w:before="0"/>
               <w:ind w:left="120"/>
             </w:pPr>
-            <w:hyperlink w:history="1" r:id="rIde8ejgs-rn4choknohyjre">
+            <w:hyperlink w:history="1" r:id="rId7yu6iveigtijtahgx4-s-">
               <w:r>
                 <w:rPr>
                   <w:rFonts w:ascii="Arial" w:cs="Arial" w:eastAsia="Arial" w:hAnsi="Arial"/>
@@ -10478,7 +10478,7 @@
             <w:pPr>
               <w:spacing w:after="20" w:before="0"/>
             </w:pPr>
-            <w:hyperlink w:history="1" r:id="rIdoh0u_ifbnk12cddtpil1x">
+            <w:hyperlink w:history="1" r:id="rIdvmd_dcsbtziy0-fzb_pml">
               <w:r>
                 <w:rPr>
                   <w:rFonts w:ascii="Arial" w:cs="Arial" w:eastAsia="Arial" w:hAnsi="Arial"/>
@@ -10511,7 +10511,7 @@
               <w:spacing w:after="10" w:before="0"/>
               <w:ind w:left="120"/>
             </w:pPr>
-            <w:hyperlink w:history="1" r:id="rIdegxyaajzwdhyt0raz7vlc">
+            <w:hyperlink w:history="1" r:id="rIdojkup2mcerfp0wdqxjfnm">
               <w:r>
                 <w:rPr>
                   <w:rFonts w:ascii="Arial" w:cs="Arial" w:eastAsia="Arial" w:hAnsi="Arial"/>
@@ -10556,7 +10556,7 @@
             <w:pPr>
               <w:spacing w:after="20" w:before="0"/>
             </w:pPr>
-            <w:hyperlink w:history="1" r:id="rIdo1eet682uxevcksj9fqod">
+            <w:hyperlink w:history="1" r:id="rIdijgm-pyldx07h6zr0zcc7">
               <w:r>
                 <w:rPr>
                   <w:rFonts w:ascii="Arial" w:cs="Arial" w:eastAsia="Arial" w:hAnsi="Arial"/>
@@ -10589,7 +10589,7 @@
               <w:spacing w:after="10" w:before="0"/>
               <w:ind w:left="120"/>
             </w:pPr>
-            <w:hyperlink w:history="1" r:id="rIdlnewha2-de0e0qgt_ezlq">
+            <w:hyperlink w:history="1" r:id="rIdorqsim1ve3zccnhnfmb-r">
               <w:r>
                 <w:rPr>
                   <w:rFonts w:ascii="Arial" w:cs="Arial" w:eastAsia="Arial" w:hAnsi="Arial"/>
@@ -10816,7 +10816,7 @@
             <w:pPr>
               <w:spacing w:after="20" w:before="0"/>
             </w:pPr>
-            <w:hyperlink w:history="1" r:id="rId2pbldosjadzlhv94jw5sv">
+            <w:hyperlink w:history="1" r:id="rIdgbrmysutknm2fz98w-5am">
               <w:r>
                 <w:rPr>
                   <w:rFonts w:ascii="Arial" w:cs="Arial" w:eastAsia="Arial" w:hAnsi="Arial"/>
@@ -10849,7 +10849,7 @@
               <w:spacing w:after="10" w:before="0"/>
               <w:ind w:left="120"/>
             </w:pPr>
-            <w:hyperlink w:history="1" r:id="rIda0luiz__68-jd3fm9od48">
+            <w:hyperlink w:history="1" r:id="rId7zi9zywshhkxunesrb4d2">
               <w:r>
                 <w:rPr>
                   <w:rFonts w:ascii="Arial" w:cs="Arial" w:eastAsia="Arial" w:hAnsi="Arial"/>
@@ -10894,7 +10894,7 @@
             <w:pPr>
               <w:spacing w:after="20" w:before="0"/>
             </w:pPr>
-            <w:hyperlink w:history="1" r:id="rIdkn6tqisrbfaqf2vtof7yq">
+            <w:hyperlink w:history="1" r:id="rIdkmi262jwwmnhlad5gp7io">
               <w:r>
                 <w:rPr>
                   <w:rFonts w:ascii="Arial" w:cs="Arial" w:eastAsia="Arial" w:hAnsi="Arial"/>
@@ -10927,7 +10927,7 @@
               <w:spacing w:after="10" w:before="0"/>
               <w:ind w:left="120"/>
             </w:pPr>
-            <w:hyperlink w:history="1" r:id="rIdiucp--sooxhvo5eodijrh">
+            <w:hyperlink w:history="1" r:id="rIdp_xf73gnxvwklo2-m1ak6">
               <w:r>
                 <w:rPr>
                   <w:rFonts w:ascii="Arial" w:cs="Arial" w:eastAsia="Arial" w:hAnsi="Arial"/>
@@ -11135,7 +11135,7 @@
             <w:pPr>
               <w:spacing w:after="20" w:before="0"/>
             </w:pPr>
-            <w:hyperlink w:history="1" r:id="rIdvc7fpgphhravtj1leifgm">
+            <w:hyperlink w:history="1" r:id="rIdt-fd4n6j2p3xqn1cwxroo">
               <w:r>
                 <w:rPr>
                   <w:rFonts w:ascii="Arial" w:cs="Arial" w:eastAsia="Arial" w:hAnsi="Arial"/>
@@ -11168,7 +11168,7 @@
               <w:spacing w:after="10" w:before="0"/>
               <w:ind w:left="120"/>
             </w:pPr>
-            <w:hyperlink w:history="1" r:id="rIdpxznnlmscoptm1v5ayjuf">
+            <w:hyperlink w:history="1" r:id="rIds5d56a_egdzwe5yfenfkp">
               <w:r>
                 <w:rPr>
                   <w:rFonts w:ascii="Arial" w:cs="Arial" w:eastAsia="Arial" w:hAnsi="Arial"/>
@@ -11213,7 +11213,7 @@
             <w:pPr>
               <w:spacing w:after="20" w:before="0"/>
             </w:pPr>
-            <w:hyperlink w:history="1" r:id="rIdouomoerzoc-yxub1llrx0">
+            <w:hyperlink w:history="1" r:id="rIdoozca6jufwprxkh-eqjmm">
               <w:r>
                 <w:rPr>
                   <w:rFonts w:ascii="Arial" w:cs="Arial" w:eastAsia="Arial" w:hAnsi="Arial"/>
@@ -11246,7 +11246,7 @@
               <w:spacing w:after="10" w:before="0"/>
               <w:ind w:left="120"/>
             </w:pPr>
-            <w:hyperlink w:history="1" r:id="rIdlu632ukflvqy4pyfm6pig">
+            <w:hyperlink w:history="1" r:id="rIdjrdlg8fnq_xsgymspegdl">
               <w:r>
                 <w:rPr>
                   <w:rFonts w:ascii="Arial" w:cs="Arial" w:eastAsia="Arial" w:hAnsi="Arial"/>
@@ -13159,7 +13159,7 @@
             <w:pPr>
               <w:spacing w:after="20" w:before="0"/>
             </w:pPr>
-            <w:hyperlink w:history="1" r:id="rIdxlsgdppv6emkxdla9bdei">
+            <w:hyperlink w:history="1" r:id="rId3pyjzuyfnwzd-34ld3z2_">
               <w:r>
                 <w:rPr>
                   <w:rFonts w:ascii="Arial" w:cs="Arial" w:eastAsia="Arial" w:hAnsi="Arial"/>
@@ -13192,7 +13192,7 @@
               <w:spacing w:after="10" w:before="0"/>
               <w:ind w:left="120"/>
             </w:pPr>
-            <w:hyperlink w:history="1" r:id="rIdh-zwrqulciravbkn5n5op">
+            <w:hyperlink w:history="1" r:id="rIds_r02vu8ebja6rrxovmxo">
               <w:r>
                 <w:rPr>
                   <w:rFonts w:ascii="Arial" w:cs="Arial" w:eastAsia="Arial" w:hAnsi="Arial"/>
@@ -13237,7 +13237,7 @@
             <w:pPr>
               <w:spacing w:after="20" w:before="0"/>
             </w:pPr>
-            <w:hyperlink w:history="1" r:id="rId-xwphzq6vmse3_6iovb4w">
+            <w:hyperlink w:history="1" r:id="rIdzgms3oxa_wtq8cpixju2-">
               <w:r>
                 <w:rPr>
                   <w:rFonts w:ascii="Arial" w:cs="Arial" w:eastAsia="Arial" w:hAnsi="Arial"/>
@@ -13270,7 +13270,7 @@
               <w:spacing w:after="10" w:before="0"/>
               <w:ind w:left="120"/>
             </w:pPr>
-            <w:hyperlink w:history="1" r:id="rIdhw1farwrsbdvonlkbwnws">
+            <w:hyperlink w:history="1" r:id="rIdtgbfwhinntsa0tevcgp-i">
               <w:r>
                 <w:rPr>
                   <w:rFonts w:ascii="Arial" w:cs="Arial" w:eastAsia="Arial" w:hAnsi="Arial"/>
@@ -13554,7 +13554,7 @@
             <w:pPr>
               <w:spacing w:after="20" w:before="0"/>
             </w:pPr>
-            <w:hyperlink w:history="1" r:id="rIdsva-uqvycmpwe3fyfgbp_">
+            <w:hyperlink w:history="1" r:id="rIdakib3y9jipdvqmgn1vdhq">
               <w:r>
                 <w:rPr>
                   <w:rFonts w:ascii="Arial" w:cs="Arial" w:eastAsia="Arial" w:hAnsi="Arial"/>
@@ -13587,7 +13587,7 @@
               <w:spacing w:after="10" w:before="0"/>
               <w:ind w:left="120"/>
             </w:pPr>
-            <w:hyperlink w:history="1" r:id="rId36etbvciunexfo13fibdq">
+            <w:hyperlink w:history="1" r:id="rIdygviqyus6ortbn4lharfn">
               <w:r>
                 <w:rPr>
                   <w:rFonts w:ascii="Arial" w:cs="Arial" w:eastAsia="Arial" w:hAnsi="Arial"/>
@@ -13632,7 +13632,7 @@
             <w:pPr>
               <w:spacing w:after="20" w:before="0"/>
             </w:pPr>
-            <w:hyperlink w:history="1" r:id="rIdspukivqfsh80ec0dankdr">
+            <w:hyperlink w:history="1" r:id="rIdhdisbiwl1ubnyyhne9mv0">
               <w:r>
                 <w:rPr>
                   <w:rFonts w:ascii="Arial" w:cs="Arial" w:eastAsia="Arial" w:hAnsi="Arial"/>
@@ -13665,7 +13665,7 @@
               <w:spacing w:after="10" w:before="0"/>
               <w:ind w:left="120"/>
             </w:pPr>
-            <w:hyperlink w:history="1" r:id="rIdrgnmd6hkemimnbaduhq9s">
+            <w:hyperlink w:history="1" r:id="rId-zjyn4szaqofmzhaxxtsc">
               <w:r>
                 <w:rPr>
                   <w:rFonts w:ascii="Arial" w:cs="Arial" w:eastAsia="Arial" w:hAnsi="Arial"/>
@@ -14025,7 +14025,7 @@
             <w:pPr>
               <w:spacing w:after="20" w:before="0"/>
             </w:pPr>
-            <w:hyperlink w:history="1" r:id="rIdreuhk5ikdcwixgqggxssm">
+            <w:hyperlink w:history="1" r:id="rId_ce6lusb5r2bwet40deit">
               <w:r>
                 <w:rPr>
                   <w:rFonts w:ascii="Arial" w:cs="Arial" w:eastAsia="Arial" w:hAnsi="Arial"/>
@@ -14058,7 +14058,7 @@
               <w:spacing w:after="10" w:before="0"/>
               <w:ind w:left="120"/>
             </w:pPr>
-            <w:hyperlink w:history="1" r:id="rIdd4jcttbx55mleloirnpav">
+            <w:hyperlink w:history="1" r:id="rIddgebblfrbrh1bx-hkjorn">
               <w:r>
                 <w:rPr>
                   <w:rFonts w:ascii="Arial" w:cs="Arial" w:eastAsia="Arial" w:hAnsi="Arial"/>
@@ -14103,7 +14103,7 @@
             <w:pPr>
               <w:spacing w:after="20" w:before="0"/>
             </w:pPr>
-            <w:hyperlink w:history="1" r:id="rIdrxwtamx1paecbqufr4pbf">
+            <w:hyperlink w:history="1" r:id="rIdmaekufwh9qfi2xeioluxe">
               <w:r>
                 <w:rPr>
                   <w:rFonts w:ascii="Arial" w:cs="Arial" w:eastAsia="Arial" w:hAnsi="Arial"/>
@@ -14136,7 +14136,7 @@
               <w:spacing w:after="10" w:before="0"/>
               <w:ind w:left="120"/>
             </w:pPr>
-            <w:hyperlink w:history="1" r:id="rIdczev3fcrfarglelqyekm2">
+            <w:hyperlink w:history="1" r:id="rIdwnmyhlssz1nuhdujccmza">
               <w:r>
                 <w:rPr>
                   <w:rFonts w:ascii="Arial" w:cs="Arial" w:eastAsia="Arial" w:hAnsi="Arial"/>
@@ -14363,7 +14363,7 @@
             <w:pPr>
               <w:spacing w:after="20" w:before="0"/>
             </w:pPr>
-            <w:hyperlink w:history="1" r:id="rIdbk4siacptjtzonrkdltyh">
+            <w:hyperlink w:history="1" r:id="rIdryzf9gmy0rz6z0i17skne">
               <w:r>
                 <w:rPr>
                   <w:rFonts w:ascii="Arial" w:cs="Arial" w:eastAsia="Arial" w:hAnsi="Arial"/>
@@ -14396,7 +14396,7 @@
               <w:spacing w:after="10" w:before="0"/>
               <w:ind w:left="120"/>
             </w:pPr>
-            <w:hyperlink w:history="1" r:id="rIdeqeu_eedy-o79xeeffqjz">
+            <w:hyperlink w:history="1" r:id="rIdhvnghegnbcecscg0wpi2s">
               <w:r>
                 <w:rPr>
                   <w:rFonts w:ascii="Arial" w:cs="Arial" w:eastAsia="Arial" w:hAnsi="Arial"/>
@@ -14441,7 +14441,7 @@
             <w:pPr>
               <w:spacing w:after="20" w:before="0"/>
             </w:pPr>
-            <w:hyperlink w:history="1" r:id="rIdwnppe8-7mcu4lj7y2nne3">
+            <w:hyperlink w:history="1" r:id="rIdd4qaexxytbcf86jh_z2-o">
               <w:r>
                 <w:rPr>
                   <w:rFonts w:ascii="Arial" w:cs="Arial" w:eastAsia="Arial" w:hAnsi="Arial"/>
@@ -14474,7 +14474,7 @@
               <w:spacing w:after="10" w:before="0"/>
               <w:ind w:left="120"/>
             </w:pPr>
-            <w:hyperlink w:history="1" r:id="rId5jliwxm_qghwtcucc3g7z">
+            <w:hyperlink w:history="1" r:id="rIdwwdrqtmoquwsh7dem5_tx">
               <w:r>
                 <w:rPr>
                   <w:rFonts w:ascii="Arial" w:cs="Arial" w:eastAsia="Arial" w:hAnsi="Arial"/>
@@ -14682,7 +14682,7 @@
             <w:pPr>
               <w:spacing w:after="20" w:before="0"/>
             </w:pPr>
-            <w:hyperlink w:history="1" r:id="rIdft5jgxraonh5khicmesoy">
+            <w:hyperlink w:history="1" r:id="rIdjrvjhh5zkdhwqwb4c5eac">
               <w:r>
                 <w:rPr>
                   <w:rFonts w:ascii="Arial" w:cs="Arial" w:eastAsia="Arial" w:hAnsi="Arial"/>
@@ -14715,7 +14715,7 @@
               <w:spacing w:after="10" w:before="0"/>
               <w:ind w:left="120"/>
             </w:pPr>
-            <w:hyperlink w:history="1" r:id="rIdcdvvygq-gnklj-9nucqeb">
+            <w:hyperlink w:history="1" r:id="rId0vnygohtdhufgejffiaip">
               <w:r>
                 <w:rPr>
                   <w:rFonts w:ascii="Arial" w:cs="Arial" w:eastAsia="Arial" w:hAnsi="Arial"/>
@@ -14760,7 +14760,7 @@
             <w:pPr>
               <w:spacing w:after="20" w:before="0"/>
             </w:pPr>
-            <w:hyperlink w:history="1" r:id="rIdzyj5zzoleotwjnbqmeyw7">
+            <w:hyperlink w:history="1" r:id="rIdgz9fjpvxdecuif552hfin">
               <w:r>
                 <w:rPr>
                   <w:rFonts w:ascii="Arial" w:cs="Arial" w:eastAsia="Arial" w:hAnsi="Arial"/>
@@ -14793,7 +14793,7 @@
               <w:spacing w:after="10" w:before="0"/>
               <w:ind w:left="120"/>
             </w:pPr>
-            <w:hyperlink w:history="1" r:id="rIdh2rv3ai8v4h9bkwwbzsfg">
+            <w:hyperlink w:history="1" r:id="rIdh7jruzx2jnzq5xbyu1wef">
               <w:r>
                 <w:rPr>
                   <w:rFonts w:ascii="Arial" w:cs="Arial" w:eastAsia="Arial" w:hAnsi="Arial"/>
@@ -16744,7 +16744,7 @@
             <w:pPr>
               <w:spacing w:after="20" w:before="0"/>
             </w:pPr>
-            <w:hyperlink w:history="1" r:id="rIdd_jt5-lvv2skfbbyrex-z">
+            <w:hyperlink w:history="1" r:id="rIdbybdaq20pwlb9ba2qwtzn">
               <w:r>
                 <w:rPr>
                   <w:rFonts w:ascii="Arial" w:cs="Arial" w:eastAsia="Arial" w:hAnsi="Arial"/>
@@ -16777,7 +16777,7 @@
               <w:spacing w:after="10" w:before="0"/>
               <w:ind w:left="120"/>
             </w:pPr>
-            <w:hyperlink w:history="1" r:id="rIdrctfqun8l23ai2amxgfyr">
+            <w:hyperlink w:history="1" r:id="rIdrks1c5anmzrulx6zykufj">
               <w:r>
                 <w:rPr>
                   <w:rFonts w:ascii="Arial" w:cs="Arial" w:eastAsia="Arial" w:hAnsi="Arial"/>
@@ -16822,7 +16822,7 @@
             <w:pPr>
               <w:spacing w:after="20" w:before="0"/>
             </w:pPr>
-            <w:hyperlink w:history="1" r:id="rIdfp2u0za3u8wudmztl3pc-">
+            <w:hyperlink w:history="1" r:id="rIdtaisadxonjv9smohkravt">
               <w:r>
                 <w:rPr>
                   <w:rFonts w:ascii="Arial" w:cs="Arial" w:eastAsia="Arial" w:hAnsi="Arial"/>
@@ -16855,7 +16855,7 @@
               <w:spacing w:after="10" w:before="0"/>
               <w:ind w:left="120"/>
             </w:pPr>
-            <w:hyperlink w:history="1" r:id="rIdforrq4adm6cqc8qiik-d_">
+            <w:hyperlink w:history="1" r:id="rId29rxd51boj7sfhw69bgfk">
               <w:r>
                 <w:rPr>
                   <w:rFonts w:ascii="Arial" w:cs="Arial" w:eastAsia="Arial" w:hAnsi="Arial"/>
@@ -17259,7 +17259,7 @@
             <w:pPr>
               <w:spacing w:after="20" w:before="0"/>
             </w:pPr>
-            <w:hyperlink w:history="1" r:id="rIdketcnazrisdk0mnf33sdv">
+            <w:hyperlink w:history="1" r:id="rIdzkyoucxkz_u3qoapgahue">
               <w:r>
                 <w:rPr>
                   <w:rFonts w:ascii="Arial" w:cs="Arial" w:eastAsia="Arial" w:hAnsi="Arial"/>
@@ -17292,7 +17292,7 @@
               <w:spacing w:after="10" w:before="0"/>
               <w:ind w:left="120"/>
             </w:pPr>
-            <w:hyperlink w:history="1" r:id="rIdd8eigybhzsa5xazu4dxq1">
+            <w:hyperlink w:history="1" r:id="rIdpz9ee4g0u4negcnodsqli">
               <w:r>
                 <w:rPr>
                   <w:rFonts w:ascii="Arial" w:cs="Arial" w:eastAsia="Arial" w:hAnsi="Arial"/>
@@ -17337,7 +17337,7 @@
             <w:pPr>
               <w:spacing w:after="20" w:before="0"/>
             </w:pPr>
-            <w:hyperlink w:history="1" r:id="rId9pvsanryv1c8jm4nsrqvn">
+            <w:hyperlink w:history="1" r:id="rIdjcgyoj0qtjn5cwlbixowd">
               <w:r>
                 <w:rPr>
                   <w:rFonts w:ascii="Arial" w:cs="Arial" w:eastAsia="Arial" w:hAnsi="Arial"/>
@@ -17370,7 +17370,7 @@
               <w:spacing w:after="10" w:before="0"/>
               <w:ind w:left="120"/>
             </w:pPr>
-            <w:hyperlink w:history="1" r:id="rIdmnsms7ot6zj3jipcmuim-">
+            <w:hyperlink w:history="1" r:id="rIdbtibghdkouf8eidncwtss">
               <w:r>
                 <w:rPr>
                   <w:rFonts w:ascii="Arial" w:cs="Arial" w:eastAsia="Arial" w:hAnsi="Arial"/>
@@ -17828,7 +17828,7 @@
             <w:pPr>
               <w:spacing w:after="20" w:before="0"/>
             </w:pPr>
-            <w:hyperlink w:history="1" r:id="rIdrcpvi4e3q2jsigtlyvjeg">
+            <w:hyperlink w:history="1" r:id="rIdwb7ct9tjba9sb6o151ixk">
               <w:r>
                 <w:rPr>
                   <w:rFonts w:ascii="Arial" w:cs="Arial" w:eastAsia="Arial" w:hAnsi="Arial"/>
@@ -17861,7 +17861,7 @@
               <w:spacing w:after="10" w:before="0"/>
               <w:ind w:left="120"/>
             </w:pPr>
-            <w:hyperlink w:history="1" r:id="rIdvunkl4y3opcft3lrhb-jl">
+            <w:hyperlink w:history="1" r:id="rIdhsbmcwsxjd8z9rtkurxee">
               <w:r>
                 <w:rPr>
                   <w:rFonts w:ascii="Arial" w:cs="Arial" w:eastAsia="Arial" w:hAnsi="Arial"/>
@@ -17906,7 +17906,7 @@
             <w:pPr>
               <w:spacing w:after="20" w:before="0"/>
             </w:pPr>
-            <w:hyperlink w:history="1" r:id="rId4aor4ztavtwpscy5m5sw5">
+            <w:hyperlink w:history="1" r:id="rIdzfm3nlgumuwz61wsn0ak0">
               <w:r>
                 <w:rPr>
                   <w:rFonts w:ascii="Arial" w:cs="Arial" w:eastAsia="Arial" w:hAnsi="Arial"/>
@@ -17939,7 +17939,7 @@
               <w:spacing w:after="10" w:before="0"/>
               <w:ind w:left="120"/>
             </w:pPr>
-            <w:hyperlink w:history="1" r:id="rIdv-rxebs5iiwnudxjujn54">
+            <w:hyperlink w:history="1" r:id="rIdwg9myjkklciljkwm2a69z">
               <w:r>
                 <w:rPr>
                   <w:rFonts w:ascii="Arial" w:cs="Arial" w:eastAsia="Arial" w:hAnsi="Arial"/>
@@ -18166,7 +18166,7 @@
             <w:pPr>
               <w:spacing w:after="20" w:before="0"/>
             </w:pPr>
-            <w:hyperlink w:history="1" r:id="rIdup01y9ngxeiw4jnxz2er4">
+            <w:hyperlink w:history="1" r:id="rIdjkd3g3qqkitvi1mepiumk">
               <w:r>
                 <w:rPr>
                   <w:rFonts w:ascii="Arial" w:cs="Arial" w:eastAsia="Arial" w:hAnsi="Arial"/>
@@ -18199,7 +18199,7 @@
               <w:spacing w:after="10" w:before="0"/>
               <w:ind w:left="120"/>
             </w:pPr>
-            <w:hyperlink w:history="1" r:id="rIdjzivu9-qj20oouuw8weft">
+            <w:hyperlink w:history="1" r:id="rIdvpqfkmg4j6d1myxrvwkeh">
               <w:r>
                 <w:rPr>
                   <w:rFonts w:ascii="Arial" w:cs="Arial" w:eastAsia="Arial" w:hAnsi="Arial"/>
@@ -18244,7 +18244,7 @@
             <w:pPr>
               <w:spacing w:after="20" w:before="0"/>
             </w:pPr>
-            <w:hyperlink w:history="1" r:id="rId0n61bwjdzm5nzo4bsptxl">
+            <w:hyperlink w:history="1" r:id="rIdreypcbwns_mjsfxmeqjqm">
               <w:r>
                 <w:rPr>
                   <w:rFonts w:ascii="Arial" w:cs="Arial" w:eastAsia="Arial" w:hAnsi="Arial"/>
@@ -18277,7 +18277,7 @@
               <w:spacing w:after="10" w:before="0"/>
               <w:ind w:left="120"/>
             </w:pPr>
-            <w:hyperlink w:history="1" r:id="rIddg-eia8gl5w6g1zgtzk2d">
+            <w:hyperlink w:history="1" r:id="rIdsc0apuo0jlrerpjyuwaoh">
               <w:r>
                 <w:rPr>
                   <w:rFonts w:ascii="Arial" w:cs="Arial" w:eastAsia="Arial" w:hAnsi="Arial"/>
@@ -18485,7 +18485,7 @@
             <w:pPr>
               <w:spacing w:after="20" w:before="0"/>
             </w:pPr>
-            <w:hyperlink w:history="1" r:id="rIdnxoktorukzkxdnkvlwpkq">
+            <w:hyperlink w:history="1" r:id="rId-he7tsoewtzwalogypsx5">
               <w:r>
                 <w:rPr>
                   <w:rFonts w:ascii="Arial" w:cs="Arial" w:eastAsia="Arial" w:hAnsi="Arial"/>
@@ -18518,7 +18518,7 @@
               <w:spacing w:after="10" w:before="0"/>
               <w:ind w:left="120"/>
             </w:pPr>
-            <w:hyperlink w:history="1" r:id="rIdtbc6nnlhlmogsqqeoblrw">
+            <w:hyperlink w:history="1" r:id="rIdsfjpohc9j4g6rdzawa-g6">
               <w:r>
                 <w:rPr>
                   <w:rFonts w:ascii="Arial" w:cs="Arial" w:eastAsia="Arial" w:hAnsi="Arial"/>
@@ -18563,7 +18563,7 @@
             <w:pPr>
               <w:spacing w:after="20" w:before="0"/>
             </w:pPr>
-            <w:hyperlink w:history="1" r:id="rIdrzwblpspqj8_3mw84j2ob">
+            <w:hyperlink w:history="1" r:id="rIdkupvfnnriumsovjh98hlp">
               <w:r>
                 <w:rPr>
                   <w:rFonts w:ascii="Arial" w:cs="Arial" w:eastAsia="Arial" w:hAnsi="Arial"/>
@@ -18596,7 +18596,7 @@
               <w:spacing w:after="10" w:before="0"/>
               <w:ind w:left="120"/>
             </w:pPr>
-            <w:hyperlink w:history="1" r:id="rIdpc8iz9hz8h6xi97rvxi2t">
+            <w:hyperlink w:history="1" r:id="rIdlk56ausiuznab3epdleaw">
               <w:r>
                 <w:rPr>
                   <w:rFonts w:ascii="Arial" w:cs="Arial" w:eastAsia="Arial" w:hAnsi="Arial"/>
@@ -20509,7 +20509,7 @@
             <w:pPr>
               <w:spacing w:after="20" w:before="0"/>
             </w:pPr>
-            <w:hyperlink w:history="1" r:id="rIdfw9-hmmyyffamkxe8ddzm">
+            <w:hyperlink w:history="1" r:id="rIdh5cpeeth9n7nhdo4csow1">
               <w:r>
                 <w:rPr>
                   <w:rFonts w:ascii="Arial" w:cs="Arial" w:eastAsia="Arial" w:hAnsi="Arial"/>
@@ -20542,7 +20542,7 @@
               <w:spacing w:after="10" w:before="0"/>
               <w:ind w:left="120"/>
             </w:pPr>
-            <w:hyperlink w:history="1" r:id="rIdun6afuxykk_8ufdovejch">
+            <w:hyperlink w:history="1" r:id="rIdvj2g0xmuyt67j5vbu8vfn">
               <w:r>
                 <w:rPr>
                   <w:rFonts w:ascii="Arial" w:cs="Arial" w:eastAsia="Arial" w:hAnsi="Arial"/>
@@ -20587,7 +20587,7 @@
             <w:pPr>
               <w:spacing w:after="20" w:before="0"/>
             </w:pPr>
-            <w:hyperlink w:history="1" r:id="rIdaepzbdzzr6gjumrrzfpba">
+            <w:hyperlink w:history="1" r:id="rIdhmb2ojsxsegjgfunwocfo">
               <w:r>
                 <w:rPr>
                   <w:rFonts w:ascii="Arial" w:cs="Arial" w:eastAsia="Arial" w:hAnsi="Arial"/>
@@ -20620,7 +20620,7 @@
               <w:spacing w:after="10" w:before="0"/>
               <w:ind w:left="120"/>
             </w:pPr>
-            <w:hyperlink w:history="1" r:id="rIdqp46c5iz2gkqkygbmjfda">
+            <w:hyperlink w:history="1" r:id="rId3jpvknvbmqyjyd5k4vjns">
               <w:r>
                 <w:rPr>
                   <w:rFonts w:ascii="Arial" w:cs="Arial" w:eastAsia="Arial" w:hAnsi="Arial"/>
@@ -20999,7 +20999,7 @@
             <w:pPr>
               <w:spacing w:after="20" w:before="0"/>
             </w:pPr>
-            <w:hyperlink w:history="1" r:id="rIduprzq7rth69skiq-y9i_s">
+            <w:hyperlink w:history="1" r:id="rIdyunvjrakadgnagj7fgyp-">
               <w:r>
                 <w:rPr>
                   <w:rFonts w:ascii="Arial" w:cs="Arial" w:eastAsia="Arial" w:hAnsi="Arial"/>
@@ -21032,7 +21032,7 @@
               <w:spacing w:after="10" w:before="0"/>
               <w:ind w:left="120"/>
             </w:pPr>
-            <w:hyperlink w:history="1" r:id="rIdjrac5yjjd0p785qqb5-e9">
+            <w:hyperlink w:history="1" r:id="rId6uqzg2skopggws6pv4nyo">
               <w:r>
                 <w:rPr>
                   <w:rFonts w:ascii="Arial" w:cs="Arial" w:eastAsia="Arial" w:hAnsi="Arial"/>
@@ -21077,7 +21077,7 @@
             <w:pPr>
               <w:spacing w:after="20" w:before="0"/>
             </w:pPr>
-            <w:hyperlink w:history="1" r:id="rIdia-ias55ke5956ymgwe5q">
+            <w:hyperlink w:history="1" r:id="rIduxmg6xh3y2rjanmxg6ncq">
               <w:r>
                 <w:rPr>
                   <w:rFonts w:ascii="Arial" w:cs="Arial" w:eastAsia="Arial" w:hAnsi="Arial"/>
@@ -21110,7 +21110,7 @@
               <w:spacing w:after="10" w:before="0"/>
               <w:ind w:left="120"/>
             </w:pPr>
-            <w:hyperlink w:history="1" r:id="rIdeqsjhxpro8dxrnerct3bd">
+            <w:hyperlink w:history="1" r:id="rIdpw7qay9sclr-ntglsxibq">
               <w:r>
                 <w:rPr>
                   <w:rFonts w:ascii="Arial" w:cs="Arial" w:eastAsia="Arial" w:hAnsi="Arial"/>
@@ -21435,7 +21435,7 @@
             <w:pPr>
               <w:spacing w:after="20" w:before="0"/>
             </w:pPr>
-            <w:hyperlink w:history="1" r:id="rIdsy4a2e0qbxshjwqldugp7">
+            <w:hyperlink w:history="1" r:id="rIdwr58hp-0zphunyvzdyaet">
               <w:r>
                 <w:rPr>
                   <w:rFonts w:ascii="Arial" w:cs="Arial" w:eastAsia="Arial" w:hAnsi="Arial"/>
@@ -21468,7 +21468,7 @@
               <w:spacing w:after="10" w:before="0"/>
               <w:ind w:left="120"/>
             </w:pPr>
-            <w:hyperlink w:history="1" r:id="rIdt71ami0dbexhsqaihut5t">
+            <w:hyperlink w:history="1" r:id="rId0o5lgtzwt-f8htkzalv7c">
               <w:r>
                 <w:rPr>
                   <w:rFonts w:ascii="Arial" w:cs="Arial" w:eastAsia="Arial" w:hAnsi="Arial"/>
@@ -21513,7 +21513,7 @@
             <w:pPr>
               <w:spacing w:after="20" w:before="0"/>
             </w:pPr>
-            <w:hyperlink w:history="1" r:id="rIduvwzpkw_q9ie-skpvq1ns">
+            <w:hyperlink w:history="1" r:id="rIdlijlkapdrujfqx37veb1z">
               <w:r>
                 <w:rPr>
                   <w:rFonts w:ascii="Arial" w:cs="Arial" w:eastAsia="Arial" w:hAnsi="Arial"/>
@@ -21546,7 +21546,7 @@
               <w:spacing w:after="10" w:before="0"/>
               <w:ind w:left="120"/>
             </w:pPr>
-            <w:hyperlink w:history="1" r:id="rId4oc8cbjuae-0hkgbjrm5h">
+            <w:hyperlink w:history="1" r:id="rIdgzfro8rh97vfcc1x11zj3">
               <w:r>
                 <w:rPr>
                   <w:rFonts w:ascii="Arial" w:cs="Arial" w:eastAsia="Arial" w:hAnsi="Arial"/>
@@ -21773,7 +21773,7 @@
             <w:pPr>
               <w:spacing w:after="20" w:before="0"/>
             </w:pPr>
-            <w:hyperlink w:history="1" r:id="rId_k9yalwde1tcfb4yw4uyc">
+            <w:hyperlink w:history="1" r:id="rId2d0ldeeov4eehwy144k93">
               <w:r>
                 <w:rPr>
                   <w:rFonts w:ascii="Arial" w:cs="Arial" w:eastAsia="Arial" w:hAnsi="Arial"/>
@@ -21806,7 +21806,7 @@
               <w:spacing w:after="10" w:before="0"/>
               <w:ind w:left="120"/>
             </w:pPr>
-            <w:hyperlink w:history="1" r:id="rIde7dh3bbbktek-yvtcp6fi">
+            <w:hyperlink w:history="1" r:id="rIdf03f1ykqhc-0-dq-efsce">
               <w:r>
                 <w:rPr>
                   <w:rFonts w:ascii="Arial" w:cs="Arial" w:eastAsia="Arial" w:hAnsi="Arial"/>
@@ -21851,7 +21851,7 @@
             <w:pPr>
               <w:spacing w:after="20" w:before="0"/>
             </w:pPr>
-            <w:hyperlink w:history="1" r:id="rId2yssm0ojvs8ljfc2jq1lf">
+            <w:hyperlink w:history="1" r:id="rIdu3gvpq6w42szoznisc1ao">
               <w:r>
                 <w:rPr>
                   <w:rFonts w:ascii="Arial" w:cs="Arial" w:eastAsia="Arial" w:hAnsi="Arial"/>
@@ -21884,7 +21884,7 @@
               <w:spacing w:after="10" w:before="0"/>
               <w:ind w:left="120"/>
             </w:pPr>
-            <w:hyperlink w:history="1" r:id="rIdhwlbjncwqomjairsj_see">
+            <w:hyperlink w:history="1" r:id="rIdyoiphg0xdrvx4l-foaktq">
               <w:r>
                 <w:rPr>
                   <w:rFonts w:ascii="Arial" w:cs="Arial" w:eastAsia="Arial" w:hAnsi="Arial"/>
@@ -22130,7 +22130,7 @@
             <w:pPr>
               <w:spacing w:after="20" w:before="0"/>
             </w:pPr>
-            <w:hyperlink w:history="1" r:id="rIdpy5rkhim-ebeoro-bqicb">
+            <w:hyperlink w:history="1" r:id="rIdfk4ht_bubmovlls-0fvuf">
               <w:r>
                 <w:rPr>
                   <w:rFonts w:ascii="Arial" w:cs="Arial" w:eastAsia="Arial" w:hAnsi="Arial"/>
@@ -22163,7 +22163,7 @@
               <w:spacing w:after="10" w:before="0"/>
               <w:ind w:left="120"/>
             </w:pPr>
-            <w:hyperlink w:history="1" r:id="rIdb_okavqaw9hii8533pss8">
+            <w:hyperlink w:history="1" r:id="rIdkb4o8i-r0xm2bkwrv0ahn">
               <w:r>
                 <w:rPr>
                   <w:rFonts w:ascii="Arial" w:cs="Arial" w:eastAsia="Arial" w:hAnsi="Arial"/>
@@ -22208,7 +22208,7 @@
             <w:pPr>
               <w:spacing w:after="20" w:before="0"/>
             </w:pPr>
-            <w:hyperlink w:history="1" r:id="rIdvkuqoq-bihrjdls5yplvl">
+            <w:hyperlink w:history="1" r:id="rIdkoqol1av0vz6bfywymfw3">
               <w:r>
                 <w:rPr>
                   <w:rFonts w:ascii="Arial" w:cs="Arial" w:eastAsia="Arial" w:hAnsi="Arial"/>
@@ -22241,7 +22241,7 @@
               <w:spacing w:after="10" w:before="0"/>
               <w:ind w:left="120"/>
             </w:pPr>
-            <w:hyperlink w:history="1" r:id="rId-m6vhmlvpwyc1ouyaey-7">
+            <w:hyperlink w:history="1" r:id="rIdaragkbqxsak0uv0pkfd-m">
               <w:r>
                 <w:rPr>
                   <w:rFonts w:ascii="Arial" w:cs="Arial" w:eastAsia="Arial" w:hAnsi="Arial"/>
